--- a/templates/positivo_cnv_loh.docx
+++ b/templates/positivo_cnv_loh.docx
@@ -1,6 +1,6 @@
 
 <file path=word/document.xml><?xml version="1.0" encoding="utf-8"?>
-<w:document xmlns:wpc="http://schemas.microsoft.com/office/word/2010/wordprocessingCanvas" xmlns:cx="http://schemas.microsoft.com/office/drawing/2014/chartex" xmlns:cx1="http://schemas.microsoft.com/office/drawing/2015/9/8/chartex" xmlns:cx2="http://schemas.microsoft.com/office/drawing/2015/10/21/chartex" xmlns:cx3="http://schemas.microsoft.com/office/drawing/2016/5/9/chartex" xmlns:cx4="http://schemas.microsoft.com/office/drawing/2016/5/10/chartex" xmlns:cx5="http://schemas.microsoft.com/office/drawing/2016/5/11/chartex" xmlns:cx6="http://schemas.microsoft.com/office/drawing/2016/5/12/chartex" xmlns:cx7="http://schemas.microsoft.com/office/drawing/2016/5/13/chartex" xmlns:cx8="http://schemas.microsoft.com/office/drawing/2016/5/14/chartex" xmlns:mc="http://schemas.openxmlformats.org/markup-compatibility/2006" xmlns:aink="http://schemas.microsoft.com/office/drawing/2016/ink" xmlns:am3d="http://schemas.microsoft.com/office/drawing/2017/model3d" xmlns:o="urn:schemas-microsoft-com:office:office" xmlns:oel="http://schemas.microsoft.com/office/2019/extlst" xmlns:r="http://schemas.openxmlformats.org/officeDocument/2006/relationships" xmlns:m="http://schemas.openxmlformats.org/officeDocument/2006/math" xmlns:v="urn:schemas-microsoft-com:vml" xmlns:wp14="http://schemas.microsoft.com/office/word/2010/wordprocessingDrawing" xmlns:wp="http://schemas.openxmlformats.org/drawingml/2006/wordprocessingDrawing" xmlns:w10="urn:schemas-microsoft-com:office:word" xmlns:w="http://schemas.openxmlformats.org/wordprocessingml/2006/main" xmlns:w14="http://schemas.microsoft.com/office/word/2010/wordml" xmlns:w15="http://schemas.microsoft.com/office/word/2012/wordml" xmlns:w16cei="http://schemas.microsoft.com/office/word/2026/wordml/cei" xmlns:w16cex="http://schemas.microsoft.com/office/word/2018/wordml/cex" xmlns:w16cid="http://schemas.microsoft.com/office/word/2016/wordml/cid" xmlns:w16="http://schemas.microsoft.com/office/word/2018/wordml" xmlns:w16du="http://schemas.microsoft.com/office/word/2023/wordml/word16du" xmlns:w16sdtdh="http://schemas.microsoft.com/office/word/2020/wordml/sdtdatahash" xmlns:w16sdtfl="http://schemas.microsoft.com/office/word/2024/wordml/sdtformatlock" xmlns:w16se="http://schemas.microsoft.com/office/word/2015/wordml/symex" xmlns:wpg="http://schemas.microsoft.com/office/word/2010/wordprocessingGroup" xmlns:wpi="http://schemas.microsoft.com/office/word/2010/wordprocessingInk" xmlns:wne="http://schemas.microsoft.com/office/word/2006/wordml" xmlns:wps="http://schemas.microsoft.com/office/word/2010/wordprocessingShape" mc:Ignorable="w14 w15 w16se w16cid w16 w16cex w16sdtdh w16sdtfl w16du wp14">
+<w:document xmlns:wpc="http://schemas.microsoft.com/office/word/2010/wordprocessingCanvas" xmlns:cx="http://schemas.microsoft.com/office/drawing/2014/chartex" xmlns:cx1="http://schemas.microsoft.com/office/drawing/2015/9/8/chartex" xmlns:cx2="http://schemas.microsoft.com/office/drawing/2015/10/21/chartex" xmlns:cx3="http://schemas.microsoft.com/office/drawing/2016/5/9/chartex" xmlns:cx4="http://schemas.microsoft.com/office/drawing/2016/5/10/chartex" xmlns:cx5="http://schemas.microsoft.com/office/drawing/2016/5/11/chartex" xmlns:cx6="http://schemas.microsoft.com/office/drawing/2016/5/12/chartex" xmlns:cx7="http://schemas.microsoft.com/office/drawing/2016/5/13/chartex" xmlns:cx8="http://schemas.microsoft.com/office/drawing/2016/5/14/chartex" xmlns:mc="http://schemas.openxmlformats.org/markup-compatibility/2006" xmlns:aink="http://schemas.microsoft.com/office/drawing/2016/ink" xmlns:am3d="http://schemas.microsoft.com/office/drawing/2017/model3d" xmlns:o="urn:schemas-microsoft-com:office:office" xmlns:oel="http://schemas.microsoft.com/office/2019/extlst" xmlns:r="http://schemas.openxmlformats.org/officeDocument/2006/relationships" xmlns:m="http://schemas.openxmlformats.org/officeDocument/2006/math" xmlns:v="urn:schemas-microsoft-com:vml" xmlns:wp14="http://schemas.microsoft.com/office/word/2010/wordprocessingDrawing" xmlns:wp="http://schemas.openxmlformats.org/drawingml/2006/wordprocessingDrawing" xmlns:w10="urn:schemas-microsoft-com:office:word" xmlns:w="http://schemas.openxmlformats.org/wordprocessingml/2006/main" xmlns:w14="http://schemas.microsoft.com/office/word/2010/wordml" xmlns:w15="http://schemas.microsoft.com/office/word/2012/wordml" xmlns:w16cex="http://schemas.microsoft.com/office/word/2018/wordml/cex" xmlns:w16cid="http://schemas.microsoft.com/office/word/2016/wordml/cid" xmlns:w16="http://schemas.microsoft.com/office/word/2018/wordml" xmlns:w16du="http://schemas.microsoft.com/office/word/2023/wordml/word16du" xmlns:w16sdtdh="http://schemas.microsoft.com/office/word/2020/wordml/sdtdatahash" xmlns:w16sdtfl="http://schemas.microsoft.com/office/word/2024/wordml/sdtformatlock" xmlns:w16se="http://schemas.microsoft.com/office/word/2015/wordml/symex" xmlns:wpg="http://schemas.microsoft.com/office/word/2010/wordprocessingGroup" xmlns:wpi="http://schemas.microsoft.com/office/word/2010/wordprocessingInk" xmlns:wne="http://schemas.microsoft.com/office/word/2006/wordml" xmlns:wps="http://schemas.microsoft.com/office/word/2010/wordprocessingShape" mc:Ignorable="w14 w15 w16se w16cid w16 w16cex w16sdtdh w16sdtfl w16du wp14">
   <w:body>
     <w:tbl>
       <w:tblPr>
@@ -52,6 +52,7 @@
                 <w:szCs w:val="18"/>
               </w:rPr>
             </w:pPr>
+            <w:proofErr w:type="gramStart"/>
             <w:r>
               <w:rPr>
                 <w:rFonts w:ascii="Trebuchet MS" w:hAnsi="Trebuchet MS"/>
@@ -70,7 +71,18 @@
                 <w:sz w:val="18"/>
                 <w:szCs w:val="18"/>
               </w:rPr>
-              <w:t xml:space="preserve">PACIENTE </w:t>
+              <w:t>PACIENTE</w:t>
+            </w:r>
+            <w:proofErr w:type="gramEnd"/>
+            <w:r>
+              <w:rPr>
+                <w:rFonts w:ascii="Trebuchet MS" w:hAnsi="Trebuchet MS"/>
+                <w:b/>
+                <w:bCs/>
+                <w:sz w:val="18"/>
+                <w:szCs w:val="18"/>
+              </w:rPr>
+              <w:t xml:space="preserve"> </w:t>
             </w:r>
             <w:r>
               <w:rPr>
@@ -115,6 +127,7 @@
               </w:rPr>
               <w:br/>
             </w:r>
+            <w:proofErr w:type="gramStart"/>
             <w:r>
               <w:rPr>
                 <w:rFonts w:ascii="Trebuchet MS" w:hAnsi="Trebuchet MS"/>
@@ -133,7 +146,18 @@
                 <w:sz w:val="18"/>
                 <w:szCs w:val="18"/>
               </w:rPr>
-              <w:t xml:space="preserve">PROTOCOLO </w:t>
+              <w:t>PROTOCOLO</w:t>
+            </w:r>
+            <w:proofErr w:type="gramEnd"/>
+            <w:r>
+              <w:rPr>
+                <w:rFonts w:ascii="Trebuchet MS" w:hAnsi="Trebuchet MS"/>
+                <w:b/>
+                <w:bCs/>
+                <w:sz w:val="18"/>
+                <w:szCs w:val="18"/>
+              </w:rPr>
+              <w:t xml:space="preserve"> </w:t>
             </w:r>
             <w:r>
               <w:rPr>
@@ -186,6 +210,7 @@
                 <w:szCs w:val="18"/>
               </w:rPr>
             </w:pPr>
+            <w:proofErr w:type="gramStart"/>
             <w:r>
               <w:rPr>
                 <w:rFonts w:ascii="Trebuchet MS" w:hAnsi="Trebuchet MS"/>
@@ -204,7 +229,18 @@
                 <w:sz w:val="18"/>
                 <w:szCs w:val="18"/>
               </w:rPr>
-              <w:t xml:space="preserve"> FECHA </w:t>
+              <w:t xml:space="preserve"> FECHA</w:t>
+            </w:r>
+            <w:proofErr w:type="gramEnd"/>
+            <w:r>
+              <w:rPr>
+                <w:rFonts w:ascii="Trebuchet MS" w:hAnsi="Trebuchet MS"/>
+                <w:b/>
+                <w:bCs/>
+                <w:sz w:val="18"/>
+                <w:szCs w:val="18"/>
+              </w:rPr>
+              <w:t xml:space="preserve"> </w:t>
             </w:r>
             <w:r>
               <w:rPr>
@@ -287,8 +323,17 @@
           <w:sz w:val="22"/>
           <w:szCs w:val="22"/>
         </w:rPr>
-        <w:t>Análisis cromosómico de microarray</w:t>
-      </w:r>
+        <w:t xml:space="preserve">Análisis cromosómico de </w:t>
+      </w:r>
+      <w:proofErr w:type="spellStart"/>
+      <w:r>
+        <w:rPr>
+          <w:sz w:val="22"/>
+          <w:szCs w:val="22"/>
+        </w:rPr>
+        <w:t>microarray</w:t>
+      </w:r>
+      <w:proofErr w:type="spellEnd"/>
       <w:r>
         <w:rPr>
           <w:sz w:val="22"/>
@@ -328,19 +373,36 @@
         </w:rPr>
         <w:t>Este estudio fue designado para detectar anormalidades cromosómicas (</w:t>
       </w:r>
-      <w:r>
-        <w:rPr>
-          <w:sz w:val="22"/>
-          <w:szCs w:val="22"/>
-        </w:rPr>
-        <w:t xml:space="preserve">ej: </w:t>
-      </w:r>
-      <w:r>
-        <w:rPr>
-          <w:sz w:val="22"/>
-          <w:szCs w:val="22"/>
-        </w:rPr>
-        <w:t>microdeleciones, micro</w:t>
+      <w:proofErr w:type="spellStart"/>
+      <w:r>
+        <w:rPr>
+          <w:sz w:val="22"/>
+          <w:szCs w:val="22"/>
+        </w:rPr>
+        <w:t>ej</w:t>
+      </w:r>
+      <w:proofErr w:type="spellEnd"/>
+      <w:r>
+        <w:rPr>
+          <w:sz w:val="22"/>
+          <w:szCs w:val="22"/>
+        </w:rPr>
+        <w:t xml:space="preserve">: </w:t>
+      </w:r>
+      <w:r>
+        <w:rPr>
+          <w:sz w:val="22"/>
+          <w:szCs w:val="22"/>
+        </w:rPr>
+        <w:t xml:space="preserve">microdeleciones, </w:t>
+      </w:r>
+      <w:proofErr w:type="spellStart"/>
+      <w:r>
+        <w:rPr>
+          <w:sz w:val="22"/>
+          <w:szCs w:val="22"/>
+        </w:rPr>
+        <w:t>micro</w:t>
       </w:r>
       <w:r>
         <w:rPr>
@@ -354,14 +416,38 @@
           <w:sz w:val="22"/>
           <w:szCs w:val="22"/>
         </w:rPr>
-        <w:t>duplicaciones y aneuploidías)</w:t>
-      </w:r>
-      <w:r>
-        <w:rPr>
-          <w:sz w:val="22"/>
-          <w:szCs w:val="22"/>
-        </w:rPr>
-        <w:t xml:space="preserve"> asociadas con muchas enfermedades genéticas poco frecuentes utilizando el SNP-Microarray.  </w:t>
+        <w:t>duplicaciones</w:t>
+      </w:r>
+      <w:proofErr w:type="spellEnd"/>
+      <w:r>
+        <w:rPr>
+          <w:sz w:val="22"/>
+          <w:szCs w:val="22"/>
+        </w:rPr>
+        <w:t xml:space="preserve"> y aneuploidías)</w:t>
+      </w:r>
+      <w:r>
+        <w:rPr>
+          <w:sz w:val="22"/>
+          <w:szCs w:val="22"/>
+        </w:rPr>
+        <w:t xml:space="preserve"> asociadas con muchas enfermedades genéticas poco frecuentes utilizando el SNP-</w:t>
+      </w:r>
+      <w:proofErr w:type="spellStart"/>
+      <w:r>
+        <w:rPr>
+          <w:sz w:val="22"/>
+          <w:szCs w:val="22"/>
+        </w:rPr>
+        <w:t>Microarray</w:t>
+      </w:r>
+      <w:proofErr w:type="spellEnd"/>
+      <w:r>
+        <w:rPr>
+          <w:sz w:val="22"/>
+          <w:szCs w:val="22"/>
+        </w:rPr>
+        <w:t xml:space="preserve">.  </w:t>
       </w:r>
     </w:p>
     <w:p>
@@ -381,7 +467,7 @@
     </w:p>
     <w:p>
       <w:pPr>
-        <w:pStyle w:val="Prrafodelista"/>
+        <w:pStyle w:val="ListParagraph"/>
         <w:numPr>
           <w:ilvl w:val="0"/>
           <w:numId w:val="4"/>
@@ -398,7 +484,55 @@
           <w:sz w:val="22"/>
           <w:szCs w:val="22"/>
         </w:rPr>
-        <w:t xml:space="preserve">Se detectan y se informan resultados de CNVs (“Copy Number Variants”) </w:t>
+        <w:t xml:space="preserve">Se detectan y se informan resultados de </w:t>
+      </w:r>
+      <w:proofErr w:type="spellStart"/>
+      <w:r>
+        <w:rPr>
+          <w:sz w:val="22"/>
+          <w:szCs w:val="22"/>
+        </w:rPr>
+        <w:t>CNVs</w:t>
+      </w:r>
+      <w:proofErr w:type="spellEnd"/>
+      <w:r>
+        <w:rPr>
+          <w:sz w:val="22"/>
+          <w:szCs w:val="22"/>
+        </w:rPr>
+        <w:t xml:space="preserve"> (“</w:t>
+      </w:r>
+      <w:proofErr w:type="spellStart"/>
+      <w:r>
+        <w:rPr>
+          <w:sz w:val="22"/>
+          <w:szCs w:val="22"/>
+        </w:rPr>
+        <w:t>Copy</w:t>
+      </w:r>
+      <w:proofErr w:type="spellEnd"/>
+      <w:r>
+        <w:rPr>
+          <w:sz w:val="22"/>
+          <w:szCs w:val="22"/>
+        </w:rPr>
+        <w:t xml:space="preserve"> Number </w:t>
+      </w:r>
+      <w:proofErr w:type="spellStart"/>
+      <w:r>
+        <w:rPr>
+          <w:sz w:val="22"/>
+          <w:szCs w:val="22"/>
+        </w:rPr>
+        <w:t>Variants</w:t>
+      </w:r>
+      <w:proofErr w:type="spellEnd"/>
+      <w:r>
+        <w:rPr>
+          <w:sz w:val="22"/>
+          <w:szCs w:val="22"/>
+        </w:rPr>
+        <w:t xml:space="preserve">”) </w:t>
       </w:r>
       <w:r>
         <w:rPr>
@@ -452,7 +586,7 @@
     </w:p>
     <w:p>
       <w:pPr>
-        <w:pStyle w:val="Prrafodelista"/>
+        <w:pStyle w:val="ListParagraph"/>
         <w:numPr>
           <w:ilvl w:val="0"/>
           <w:numId w:val="4"/>
@@ -474,7 +608,7 @@
     </w:p>
     <w:p>
       <w:pPr>
-        <w:pStyle w:val="Prrafodelista"/>
+        <w:pStyle w:val="ListParagraph"/>
         <w:numPr>
           <w:ilvl w:val="0"/>
           <w:numId w:val="4"/>
@@ -491,7 +625,23 @@
           <w:sz w:val="22"/>
           <w:szCs w:val="22"/>
         </w:rPr>
-        <w:t xml:space="preserve">Si bien la mayor parte de las enfermedades cromosómicas conocidas son analizadas en este test, existe la posibilidad de que el paciente presente </w:t>
+        <w:t xml:space="preserve">Si bien la mayor parte de las enfermedades cromosómicas conocidas son analizadas en </w:t>
+      </w:r>
+      <w:proofErr w:type="gramStart"/>
+      <w:r>
+        <w:rPr>
+          <w:sz w:val="22"/>
+          <w:szCs w:val="22"/>
+        </w:rPr>
+        <w:t>este test</w:t>
+      </w:r>
+      <w:proofErr w:type="gramEnd"/>
+      <w:r>
+        <w:rPr>
+          <w:sz w:val="22"/>
+          <w:szCs w:val="22"/>
+        </w:rPr>
+        <w:t xml:space="preserve">, existe la posibilidad de que el paciente presente </w:t>
       </w:r>
       <w:r>
         <w:rPr>
@@ -503,7 +653,7 @@
     </w:p>
     <w:p>
       <w:pPr>
-        <w:pStyle w:val="Prrafodelista"/>
+        <w:pStyle w:val="ListParagraph"/>
         <w:numPr>
           <w:ilvl w:val="0"/>
           <w:numId w:val="4"/>
@@ -525,7 +675,7 @@
     </w:p>
     <w:p>
       <w:pPr>
-        <w:pStyle w:val="Prrafodelista"/>
+        <w:pStyle w:val="ListParagraph"/>
         <w:numPr>
           <w:ilvl w:val="0"/>
           <w:numId w:val="4"/>
@@ -542,7 +692,55 @@
           <w:sz w:val="22"/>
           <w:szCs w:val="22"/>
         </w:rPr>
-        <w:t xml:space="preserve">Se utiliza Illumina Infinium GSA que contiene aproximadamente 750.000 SNPs seleccionados especialmente para cubrir </w:t>
+        <w:t xml:space="preserve">Se utiliza </w:t>
+      </w:r>
+      <w:proofErr w:type="spellStart"/>
+      <w:r>
+        <w:rPr>
+          <w:sz w:val="22"/>
+          <w:szCs w:val="22"/>
+        </w:rPr>
+        <w:t>Illumina</w:t>
+      </w:r>
+      <w:proofErr w:type="spellEnd"/>
+      <w:r>
+        <w:rPr>
+          <w:sz w:val="22"/>
+          <w:szCs w:val="22"/>
+        </w:rPr>
+        <w:t xml:space="preserve"> </w:t>
+      </w:r>
+      <w:proofErr w:type="spellStart"/>
+      <w:r>
+        <w:rPr>
+          <w:sz w:val="22"/>
+          <w:szCs w:val="22"/>
+        </w:rPr>
+        <w:t>Infinium</w:t>
+      </w:r>
+      <w:proofErr w:type="spellEnd"/>
+      <w:r>
+        <w:rPr>
+          <w:sz w:val="22"/>
+          <w:szCs w:val="22"/>
+        </w:rPr>
+        <w:t xml:space="preserve"> GSA que contiene aproximadamente 750.000 </w:t>
+      </w:r>
+      <w:proofErr w:type="spellStart"/>
+      <w:r>
+        <w:rPr>
+          <w:sz w:val="22"/>
+          <w:szCs w:val="22"/>
+        </w:rPr>
+        <w:t>SNPs</w:t>
+      </w:r>
+      <w:proofErr w:type="spellEnd"/>
+      <w:r>
+        <w:rPr>
+          <w:sz w:val="22"/>
+          <w:szCs w:val="22"/>
+        </w:rPr>
+        <w:t xml:space="preserve"> seleccionados especialmente para cubrir </w:t>
       </w:r>
       <w:r>
         <w:rPr>
@@ -561,7 +759,7 @@
     </w:p>
     <w:p>
       <w:pPr>
-        <w:pStyle w:val="Prrafodelista"/>
+        <w:pStyle w:val="ListParagraph"/>
         <w:numPr>
           <w:ilvl w:val="0"/>
           <w:numId w:val="4"/>
@@ -606,14 +804,30 @@
           <w:sz w:val="22"/>
           <w:szCs w:val="22"/>
         </w:rPr>
-        <w:t xml:space="preserve"> de heteroc</w:t>
-      </w:r>
-      <w:r>
-        <w:rPr>
-          <w:sz w:val="22"/>
-          <w:szCs w:val="22"/>
-        </w:rPr>
-        <w:t>igosidad) cuando son mayores a 10 M</w:t>
+        <w:t xml:space="preserve"> de </w:t>
+      </w:r>
+      <w:proofErr w:type="spellStart"/>
+      <w:r>
+        <w:rPr>
+          <w:sz w:val="22"/>
+          <w:szCs w:val="22"/>
+        </w:rPr>
+        <w:t>heteroc</w:t>
+      </w:r>
+      <w:r>
+        <w:rPr>
+          <w:sz w:val="22"/>
+          <w:szCs w:val="22"/>
+        </w:rPr>
+        <w:t>igosidad</w:t>
+      </w:r>
+      <w:proofErr w:type="spellEnd"/>
+      <w:r>
+        <w:rPr>
+          <w:sz w:val="22"/>
+          <w:szCs w:val="22"/>
+        </w:rPr>
+        <w:t>) cuando son mayores a 10 M</w:t>
       </w:r>
       <w:r>
         <w:rPr>
@@ -625,7 +839,7 @@
     </w:p>
     <w:p>
       <w:pPr>
-        <w:pStyle w:val="Prrafodelista"/>
+        <w:pStyle w:val="ListParagraph"/>
         <w:numPr>
           <w:ilvl w:val="0"/>
           <w:numId w:val="4"/>
@@ -647,7 +861,7 @@
     </w:p>
     <w:p>
       <w:pPr>
-        <w:pStyle w:val="Prrafodelista"/>
+        <w:pStyle w:val="ListParagraph"/>
         <w:numPr>
           <w:ilvl w:val="0"/>
           <w:numId w:val="4"/>
@@ -659,12 +873,21 @@
           <w:szCs w:val="22"/>
         </w:rPr>
       </w:pPr>
-      <w:r>
-        <w:rPr>
-          <w:sz w:val="22"/>
-          <w:szCs w:val="22"/>
-        </w:rPr>
-        <w:t>Este test cumple estrictamente con los estándares de control de calidad y solo informa resultados verificados.</w:t>
+      <w:proofErr w:type="gramStart"/>
+      <w:r>
+        <w:rPr>
+          <w:sz w:val="22"/>
+          <w:szCs w:val="22"/>
+        </w:rPr>
+        <w:t>Este test</w:t>
+      </w:r>
+      <w:proofErr w:type="gramEnd"/>
+      <w:r>
+        <w:rPr>
+          <w:sz w:val="22"/>
+          <w:szCs w:val="22"/>
+        </w:rPr>
+        <w:t xml:space="preserve"> cumple estrictamente con los estándares de control de calidad y solo informa resultados verificados.</w:t>
       </w:r>
     </w:p>
     <w:p>
@@ -733,7 +956,16 @@
           <w:sz w:val="22"/>
           <w:szCs w:val="22"/>
         </w:rPr>
-        <w:t>Copias (CNV</w:t>
+        <w:t>Copias (</w:t>
+      </w:r>
+      <w:proofErr w:type="spellStart"/>
+      <w:r>
+        <w:rPr>
+          <w:bCs/>
+          <w:sz w:val="22"/>
+          <w:szCs w:val="22"/>
+        </w:rPr>
+        <w:t>CNV</w:t>
       </w:r>
       <w:r>
         <w:rPr>
@@ -743,6 +975,7 @@
         </w:rPr>
         <w:t>s</w:t>
       </w:r>
+      <w:proofErr w:type="spellEnd"/>
       <w:r>
         <w:rPr>
           <w:bCs/>
@@ -767,13 +1000,41 @@
         </w:rPr>
         <w:t xml:space="preserve"> </w:t>
       </w:r>
-      <w:r>
-        <w:rPr>
-          <w:b/>
-          <w:sz w:val="22"/>
-          <w:szCs w:val="22"/>
-        </w:rPr>
-        <w:t>{{ RESULTADO_VARIANTES_PATOGENICAS }}</w:t>
+      <w:proofErr w:type="gramStart"/>
+      <w:r>
+        <w:rPr>
+          <w:b/>
+          <w:sz w:val="22"/>
+          <w:szCs w:val="22"/>
+        </w:rPr>
+        <w:t>{{ RESULTADO</w:t>
+      </w:r>
+      <w:proofErr w:type="gramEnd"/>
+      <w:r>
+        <w:rPr>
+          <w:b/>
+          <w:sz w:val="22"/>
+          <w:szCs w:val="22"/>
+        </w:rPr>
+        <w:t>_VARIANTES_</w:t>
+      </w:r>
+      <w:proofErr w:type="gramStart"/>
+      <w:r>
+        <w:rPr>
+          <w:b/>
+          <w:sz w:val="22"/>
+          <w:szCs w:val="22"/>
+        </w:rPr>
+        <w:t>PATOGENICAS }</w:t>
+      </w:r>
+      <w:proofErr w:type="gramEnd"/>
+      <w:r>
+        <w:rPr>
+          <w:b/>
+          <w:sz w:val="22"/>
+          <w:szCs w:val="22"/>
+        </w:rPr>
+        <w:t>}</w:t>
       </w:r>
     </w:p>
     <w:p>
@@ -785,11 +1046,33 @@
           <w:u w:val="single"/>
         </w:rPr>
       </w:pPr>
-      <w:r>
-        <w:rPr>
-          <w:b/>
-        </w:rPr>
-        <w:t>{{ CNV_TABLE }}</w:t>
+      <w:proofErr w:type="gramStart"/>
+      <w:r>
+        <w:rPr>
+          <w:b/>
+        </w:rPr>
+        <w:t>{{ CNV</w:t>
+      </w:r>
+      <w:proofErr w:type="gramEnd"/>
+      <w:r>
+        <w:rPr>
+          <w:b/>
+        </w:rPr>
+        <w:t>_</w:t>
+      </w:r>
+      <w:proofErr w:type="gramStart"/>
+      <w:r>
+        <w:rPr>
+          <w:b/>
+        </w:rPr>
+        <w:t>TABLE }</w:t>
+      </w:r>
+      <w:proofErr w:type="gramEnd"/>
+      <w:r>
+        <w:rPr>
+          <w:b/>
+        </w:rPr>
+        <w:t>}</w:t>
       </w:r>
     </w:p>
     <w:p>
@@ -801,11 +1084,6 @@
           <w:u w:val="single"/>
         </w:rPr>
       </w:pPr>
-      <w:r>
-        <w:rPr>
-          <w:b/>
-        </w:rPr>
-      </w:r>
     </w:p>
     <w:p>
       <w:pPr>
@@ -816,18 +1094,46 @@
           <w:b/>
         </w:rPr>
       </w:pPr>
-      <w:r>
-        <w:rPr>
-          <w:bCs/>
-          <w:sz w:val="22"/>
-          <w:szCs w:val="22"/>
-        </w:rPr>
-        <w:t>{{ LOH_RESULTADO_PHRASE }}</w:t>
+      <w:proofErr w:type="gramStart"/>
+      <w:r>
+        <w:rPr>
+          <w:bCs/>
+          <w:sz w:val="22"/>
+          <w:szCs w:val="22"/>
+        </w:rPr>
+        <w:t>{{ LOH</w:t>
+      </w:r>
+      <w:proofErr w:type="gramEnd"/>
+      <w:r>
+        <w:rPr>
+          <w:bCs/>
+          <w:sz w:val="22"/>
+          <w:szCs w:val="22"/>
+        </w:rPr>
+        <w:t>_RESULTADO_</w:t>
+      </w:r>
+      <w:proofErr w:type="gramStart"/>
+      <w:r>
+        <w:rPr>
+          <w:bCs/>
+          <w:sz w:val="22"/>
+          <w:szCs w:val="22"/>
+        </w:rPr>
+        <w:t>PHRASE }</w:t>
+      </w:r>
+      <w:proofErr w:type="gramEnd"/>
+      <w:r>
+        <w:rPr>
+          <w:bCs/>
+          <w:sz w:val="22"/>
+          <w:szCs w:val="22"/>
+        </w:rPr>
+        <w:t>}</w:t>
       </w:r>
     </w:p>
     <w:tbl>
       <w:tblPr>
-        <w:tblStyle w:val="Tablaconcuadrcula"/>
+        <w:tblStyle w:val="TableGrid"/>
         <w:tblpPr w:leftFromText="141" w:rightFromText="141" w:vertAnchor="text" w:horzAnchor="margin" w:tblpX="-34" w:tblpY="60"/>
         <w:tblW w:w="10490" w:type="dxa"/>
         <w:tblBorders>
@@ -944,10 +1250,6 @@
         <w:tc>
           <w:tcPr>
             <w:tcW w:w="2694" w:type="dxa"/>
-            <w:tcBorders>
-              <w:top w:val="double" w:sz="4" w:space="0" w:color="7030A0"/>
-              <w:bottom w:val="double" w:sz="4" w:space="0" w:color="7030A0"/>
-            </w:tcBorders>
             <w:shd w:val="clear" w:color="auto" w:fill="FFFFFF" w:themeFill="background1"/>
             <w:vAlign w:val="center"/>
           </w:tcPr>
@@ -958,90 +1260,22 @@
                 <w:sz w:val="18"/>
                 <w:szCs w:val="18"/>
                 <w:highlight w:val="yellow"/>
+                <w:lang w:val="en-US"/>
               </w:rPr>
             </w:pPr>
             <w:r>
               <w:rPr>
                 <w:sz w:val="18"/>
                 <w:szCs w:val="18"/>
+                <w:lang w:val="en-US"/>
               </w:rPr>
               <w:t>{%tr for l in LOH_REGIONS %}</w:t>
-            </w:r>
-            <w:r>
-              <w:rPr>
-                <w:sz w:val="18"/>
-                <w:szCs w:val="18"/>
-              </w:rPr>
-            </w:r>
-            <w:r>
-              <w:rPr>
-                <w:sz w:val="18"/>
-                <w:szCs w:val="18"/>
-              </w:rPr>
-            </w:r>
-            <w:r>
-              <w:rPr>
-                <w:sz w:val="18"/>
-                <w:szCs w:val="18"/>
-              </w:rPr>
-            </w:r>
-            <w:r>
-              <w:rPr>
-                <w:sz w:val="18"/>
-                <w:szCs w:val="18"/>
-              </w:rPr>
-            </w:r>
-            <w:r>
-              <w:rPr>
-                <w:sz w:val="18"/>
-                <w:szCs w:val="18"/>
-              </w:rPr>
-            </w:r>
-            <w:r>
-              <w:rPr>
-                <w:sz w:val="18"/>
-                <w:szCs w:val="18"/>
-              </w:rPr>
-            </w:r>
-            <w:r>
-              <w:rPr>
-                <w:sz w:val="18"/>
-                <w:szCs w:val="18"/>
-              </w:rPr>
-            </w:r>
-            <w:r>
-              <w:rPr>
-                <w:sz w:val="18"/>
-                <w:szCs w:val="18"/>
-              </w:rPr>
-            </w:r>
-            <w:r>
-              <w:rPr>
-                <w:sz w:val="18"/>
-                <w:szCs w:val="18"/>
-              </w:rPr>
-            </w:r>
-            <w:r>
-              <w:rPr>
-                <w:sz w:val="18"/>
-                <w:szCs w:val="18"/>
-              </w:rPr>
-            </w:r>
-            <w:r>
-              <w:rPr>
-                <w:sz w:val="18"/>
-                <w:szCs w:val="18"/>
-              </w:rPr>
             </w:r>
           </w:p>
         </w:tc>
         <w:tc>
           <w:tcPr>
             <w:tcW w:w="2801" w:type="dxa"/>
-            <w:tcBorders>
-              <w:top w:val="double" w:sz="4" w:space="0" w:color="7030A0"/>
-              <w:bottom w:val="double" w:sz="4" w:space="0" w:color="7030A0"/>
-            </w:tcBorders>
             <w:shd w:val="clear" w:color="auto" w:fill="FFFFFF" w:themeFill="background1"/>
             <w:vAlign w:val="center"/>
           </w:tcPr>
@@ -1052,23 +1286,135 @@
                 <w:sz w:val="18"/>
                 <w:szCs w:val="18"/>
                 <w:highlight w:val="yellow"/>
+                <w:lang w:val="en-US"/>
               </w:rPr>
             </w:pPr>
+          </w:p>
+        </w:tc>
+        <w:tc>
+          <w:tcPr>
+            <w:tcW w:w="4995" w:type="dxa"/>
+            <w:shd w:val="clear" w:color="auto" w:fill="FFFFFF" w:themeFill="background1"/>
+            <w:vAlign w:val="center"/>
+          </w:tcPr>
+          <w:p>
+            <w:pPr>
+              <w:jc w:val="both"/>
+              <w:rPr>
+                <w:sz w:val="18"/>
+                <w:szCs w:val="18"/>
+                <w:highlight w:val="yellow"/>
+                <w:lang w:val="en-US"/>
+              </w:rPr>
+            </w:pPr>
+          </w:p>
+        </w:tc>
+      </w:tr>
+      <w:tr>
+        <w:trPr>
+          <w:trHeight w:val="541"/>
+        </w:trPr>
+        <w:tc>
+          <w:tcPr>
+            <w:tcW w:w="2694" w:type="dxa"/>
+            <w:shd w:val="clear" w:color="auto" w:fill="FFFFFF" w:themeFill="background1"/>
+            <w:vAlign w:val="center"/>
+          </w:tcPr>
+          <w:p>
+            <w:pPr>
+              <w:jc w:val="center"/>
+              <w:rPr>
+                <w:sz w:val="18"/>
+                <w:szCs w:val="18"/>
+                <w:highlight w:val="yellow"/>
+              </w:rPr>
+            </w:pPr>
+            <w:proofErr w:type="gramStart"/>
             <w:r>
               <w:rPr>
                 <w:sz w:val="18"/>
                 <w:szCs w:val="18"/>
               </w:rPr>
+              <w:t xml:space="preserve">{{ </w:t>
+            </w:r>
+            <w:proofErr w:type="spellStart"/>
+            <w:r>
+              <w:rPr>
+                <w:sz w:val="18"/>
+                <w:szCs w:val="18"/>
+              </w:rPr>
+              <w:t>l</w:t>
+            </w:r>
+            <w:proofErr w:type="gramEnd"/>
+            <w:r>
+              <w:rPr>
+                <w:sz w:val="18"/>
+                <w:szCs w:val="18"/>
+              </w:rPr>
+              <w:t>.position</w:t>
+            </w:r>
+            <w:proofErr w:type="spellEnd"/>
+            <w:r>
+              <w:rPr>
+                <w:sz w:val="18"/>
+                <w:szCs w:val="18"/>
+              </w:rPr>
+              <w:t xml:space="preserve"> }}</w:t>
+            </w:r>
+          </w:p>
+        </w:tc>
+        <w:tc>
+          <w:tcPr>
+            <w:tcW w:w="2801" w:type="dxa"/>
+            <w:shd w:val="clear" w:color="auto" w:fill="FFFFFF" w:themeFill="background1"/>
+            <w:vAlign w:val="center"/>
+          </w:tcPr>
+          <w:p>
+            <w:pPr>
+              <w:jc w:val="center"/>
+              <w:rPr>
+                <w:sz w:val="18"/>
+                <w:szCs w:val="18"/>
+                <w:highlight w:val="yellow"/>
+              </w:rPr>
+            </w:pPr>
+            <w:proofErr w:type="gramStart"/>
+            <w:r>
+              <w:rPr>
+                <w:sz w:val="18"/>
+                <w:szCs w:val="18"/>
+              </w:rPr>
+              <w:t xml:space="preserve">{{ </w:t>
+            </w:r>
+            <w:proofErr w:type="spellStart"/>
+            <w:r>
+              <w:rPr>
+                <w:sz w:val="18"/>
+                <w:szCs w:val="18"/>
+              </w:rPr>
+              <w:t>l</w:t>
+            </w:r>
+            <w:proofErr w:type="gramEnd"/>
+            <w:r>
+              <w:rPr>
+                <w:sz w:val="18"/>
+                <w:szCs w:val="18"/>
+              </w:rPr>
+              <w:t>.size</w:t>
+            </w:r>
+            <w:proofErr w:type="spellEnd"/>
+            <w:r>
+              <w:rPr>
+                <w:sz w:val="18"/>
+                <w:szCs w:val="18"/>
+              </w:rPr>
+              <w:t xml:space="preserve"> }}</w:t>
             </w:r>
           </w:p>
         </w:tc>
         <w:tc>
           <w:tcPr>
             <w:tcW w:w="4995" w:type="dxa"/>
-            <w:tcBorders>
-              <w:top w:val="double" w:sz="4" w:space="0" w:color="7030A0"/>
-              <w:bottom w:val="double" w:sz="4" w:space="0" w:color="7030A0"/>
-            </w:tcBorders>
             <w:shd w:val="clear" w:color="auto" w:fill="FFFFFF" w:themeFill="background1"/>
             <w:vAlign w:val="center"/>
           </w:tcPr>
@@ -1081,11 +1427,37 @@
                 <w:highlight w:val="yellow"/>
               </w:rPr>
             </w:pPr>
+            <w:proofErr w:type="gramStart"/>
             <w:r>
               <w:rPr>
                 <w:sz w:val="18"/>
                 <w:szCs w:val="18"/>
               </w:rPr>
+              <w:t xml:space="preserve">{{ </w:t>
+            </w:r>
+            <w:proofErr w:type="spellStart"/>
+            <w:r>
+              <w:rPr>
+                <w:sz w:val="18"/>
+                <w:szCs w:val="18"/>
+              </w:rPr>
+              <w:t>l</w:t>
+            </w:r>
+            <w:proofErr w:type="gramEnd"/>
+            <w:r>
+              <w:rPr>
+                <w:sz w:val="18"/>
+                <w:szCs w:val="18"/>
+              </w:rPr>
+              <w:t>.genes</w:t>
+            </w:r>
+            <w:proofErr w:type="spellEnd"/>
+            <w:r>
+              <w:rPr>
+                <w:sz w:val="18"/>
+                <w:szCs w:val="18"/>
+              </w:rPr>
+              <w:t xml:space="preserve"> }}</w:t>
             </w:r>
           </w:p>
         </w:tc>
@@ -1098,7 +1470,6 @@
           <w:tcPr>
             <w:tcW w:w="2694" w:type="dxa"/>
             <w:tcBorders>
-              <w:top w:val="double" w:sz="4" w:space="0" w:color="7030A0"/>
               <w:bottom w:val="double" w:sz="4" w:space="0" w:color="7030A0"/>
             </w:tcBorders>
             <w:shd w:val="clear" w:color="auto" w:fill="FFFFFF" w:themeFill="background1"/>
@@ -1118,73 +1489,39 @@
                 <w:sz w:val="18"/>
                 <w:szCs w:val="18"/>
               </w:rPr>
-              <w:t>{{ l.position }}</w:t>
+              <w:t>{%</w:t>
             </w:r>
+            <w:proofErr w:type="spellStart"/>
             <w:r>
               <w:rPr>
                 <w:sz w:val="18"/>
                 <w:szCs w:val="18"/>
               </w:rPr>
+              <w:t>tr</w:t>
             </w:r>
+            <w:proofErr w:type="spellEnd"/>
             <w:r>
               <w:rPr>
                 <w:sz w:val="18"/>
                 <w:szCs w:val="18"/>
               </w:rPr>
+              <w:t xml:space="preserve"> </w:t>
             </w:r>
+            <w:proofErr w:type="spellStart"/>
             <w:r>
               <w:rPr>
                 <w:sz w:val="18"/>
                 <w:szCs w:val="18"/>
               </w:rPr>
+              <w:t>endfor</w:t>
             </w:r>
+            <w:proofErr w:type="spellEnd"/>
             <w:r>
               <w:rPr>
                 <w:sz w:val="18"/>
                 <w:szCs w:val="18"/>
               </w:rPr>
-            </w:r>
-            <w:r>
-              <w:rPr>
-                <w:sz w:val="18"/>
-                <w:szCs w:val="18"/>
-              </w:rPr>
-            </w:r>
-            <w:r>
-              <w:rPr>
-                <w:sz w:val="18"/>
-                <w:szCs w:val="18"/>
-              </w:rPr>
-            </w:r>
-            <w:r>
-              <w:rPr>
-                <w:sz w:val="18"/>
-                <w:szCs w:val="18"/>
-              </w:rPr>
-            </w:r>
-            <w:r>
-              <w:rPr>
-                <w:sz w:val="18"/>
-                <w:szCs w:val="18"/>
-              </w:rPr>
-            </w:r>
-            <w:r>
-              <w:rPr>
-                <w:sz w:val="18"/>
-                <w:szCs w:val="18"/>
-              </w:rPr>
-            </w:r>
-            <w:r>
-              <w:rPr>
-                <w:sz w:val="18"/>
-                <w:szCs w:val="18"/>
-              </w:rPr>
-            </w:r>
-            <w:r>
-              <w:rPr>
-                <w:sz w:val="18"/>
-                <w:szCs w:val="18"/>
-              </w:rPr>
+              <w:t xml:space="preserve"> %}</w:t>
             </w:r>
           </w:p>
         </w:tc>
@@ -1192,7 +1529,6 @@
           <w:tcPr>
             <w:tcW w:w="2801" w:type="dxa"/>
             <w:tcBorders>
-              <w:top w:val="double" w:sz="4" w:space="0" w:color="7030A0"/>
               <w:bottom w:val="double" w:sz="4" w:space="0" w:color="7030A0"/>
             </w:tcBorders>
             <w:shd w:val="clear" w:color="auto" w:fill="FFFFFF" w:themeFill="background1"/>
@@ -1207,20 +1543,12 @@
                 <w:highlight w:val="yellow"/>
               </w:rPr>
             </w:pPr>
-            <w:r>
-              <w:rPr>
-                <w:sz w:val="18"/>
-                <w:szCs w:val="18"/>
-              </w:rPr>
-              <w:t>{{ l.size }}</w:t>
-            </w:r>
           </w:p>
         </w:tc>
         <w:tc>
           <w:tcPr>
             <w:tcW w:w="4995" w:type="dxa"/>
             <w:tcBorders>
-              <w:top w:val="double" w:sz="4" w:space="0" w:color="7030A0"/>
               <w:bottom w:val="double" w:sz="4" w:space="0" w:color="7030A0"/>
             </w:tcBorders>
             <w:shd w:val="clear" w:color="auto" w:fill="FFFFFF" w:themeFill="background1"/>
@@ -1235,166 +1563,6 @@
                 <w:highlight w:val="yellow"/>
               </w:rPr>
             </w:pPr>
-            <w:r>
-              <w:rPr>
-                <w:sz w:val="18"/>
-                <w:szCs w:val="18"/>
-              </w:rPr>
-              <w:t>{{ l.genes }}</w:t>
-            </w:r>
-          </w:p>
-        </w:tc>
-      </w:tr>
-      <w:tr>
-        <w:trPr>
-          <w:trHeight w:val="541"/>
-        </w:trPr>
-        <w:tc>
-          <w:tcPr>
-            <w:tcW w:w="2694" w:type="dxa"/>
-            <w:tcBorders>
-              <w:top w:val="double" w:sz="4" w:space="0" w:color="7030A0"/>
-              <w:bottom w:val="double" w:sz="4" w:space="0" w:color="7030A0"/>
-            </w:tcBorders>
-            <w:shd w:val="clear" w:color="auto" w:fill="FFFFFF" w:themeFill="background1"/>
-            <w:vAlign w:val="center"/>
-          </w:tcPr>
-          <w:p>
-            <w:pPr>
-              <w:jc w:val="center"/>
-              <w:rPr>
-                <w:sz w:val="18"/>
-                <w:szCs w:val="18"/>
-                <w:highlight w:val="yellow"/>
-              </w:rPr>
-            </w:pPr>
-            <w:r>
-              <w:rPr>
-                <w:sz w:val="18"/>
-                <w:szCs w:val="18"/>
-              </w:rPr>
-              <w:t>{%tr endfor %}</w:t>
-            </w:r>
-            <w:r>
-              <w:rPr>
-                <w:sz w:val="18"/>
-                <w:szCs w:val="18"/>
-              </w:rPr>
-            </w:r>
-            <w:r>
-              <w:rPr>
-                <w:sz w:val="18"/>
-                <w:szCs w:val="18"/>
-              </w:rPr>
-            </w:r>
-            <w:r>
-              <w:rPr>
-                <w:sz w:val="18"/>
-                <w:szCs w:val="18"/>
-              </w:rPr>
-            </w:r>
-            <w:r>
-              <w:rPr>
-                <w:sz w:val="18"/>
-                <w:szCs w:val="18"/>
-              </w:rPr>
-            </w:r>
-            <w:r>
-              <w:rPr>
-                <w:sz w:val="18"/>
-                <w:szCs w:val="18"/>
-              </w:rPr>
-            </w:r>
-            <w:r>
-              <w:rPr>
-                <w:sz w:val="18"/>
-                <w:szCs w:val="18"/>
-              </w:rPr>
-            </w:r>
-            <w:r>
-              <w:rPr>
-                <w:sz w:val="18"/>
-                <w:szCs w:val="18"/>
-              </w:rPr>
-            </w:r>
-            <w:r>
-              <w:rPr>
-                <w:sz w:val="18"/>
-                <w:szCs w:val="18"/>
-              </w:rPr>
-            </w:r>
-            <w:r>
-              <w:rPr>
-                <w:sz w:val="18"/>
-                <w:szCs w:val="18"/>
-              </w:rPr>
-            </w:r>
-            <w:r>
-              <w:rPr>
-                <w:sz w:val="18"/>
-                <w:szCs w:val="18"/>
-              </w:rPr>
-            </w:r>
-            <w:r>
-              <w:rPr>
-                <w:sz w:val="18"/>
-                <w:szCs w:val="18"/>
-              </w:rPr>
-            </w:r>
-          </w:p>
-        </w:tc>
-        <w:tc>
-          <w:tcPr>
-            <w:tcW w:w="2801" w:type="dxa"/>
-            <w:tcBorders>
-              <w:top w:val="double" w:sz="4" w:space="0" w:color="7030A0"/>
-              <w:bottom w:val="double" w:sz="4" w:space="0" w:color="7030A0"/>
-            </w:tcBorders>
-            <w:shd w:val="clear" w:color="auto" w:fill="FFFFFF" w:themeFill="background1"/>
-            <w:vAlign w:val="center"/>
-          </w:tcPr>
-          <w:p>
-            <w:pPr>
-              <w:jc w:val="center"/>
-              <w:rPr>
-                <w:sz w:val="18"/>
-                <w:szCs w:val="18"/>
-                <w:highlight w:val="yellow"/>
-              </w:rPr>
-            </w:pPr>
-            <w:r>
-              <w:rPr>
-                <w:sz w:val="18"/>
-                <w:szCs w:val="18"/>
-              </w:rPr>
-            </w:r>
-          </w:p>
-        </w:tc>
-        <w:tc>
-          <w:tcPr>
-            <w:tcW w:w="4995" w:type="dxa"/>
-            <w:tcBorders>
-              <w:top w:val="double" w:sz="4" w:space="0" w:color="7030A0"/>
-              <w:bottom w:val="double" w:sz="4" w:space="0" w:color="7030A0"/>
-            </w:tcBorders>
-            <w:shd w:val="clear" w:color="auto" w:fill="FFFFFF" w:themeFill="background1"/>
-            <w:vAlign w:val="center"/>
-          </w:tcPr>
-          <w:p>
-            <w:pPr>
-              <w:jc w:val="both"/>
-              <w:rPr>
-                <w:sz w:val="18"/>
-                <w:szCs w:val="18"/>
-                <w:highlight w:val="yellow"/>
-              </w:rPr>
-            </w:pPr>
-            <w:r>
-              <w:rPr>
-                <w:sz w:val="18"/>
-                <w:szCs w:val="18"/>
-              </w:rPr>
-            </w:r>
           </w:p>
         </w:tc>
       </w:tr>
@@ -1436,6 +1604,7 @@
           <w:lang w:val="es-AR"/>
         </w:rPr>
       </w:pPr>
+      <w:proofErr w:type="gramStart"/>
       <w:r>
         <w:rPr>
           <w:bCs/>
@@ -1443,7 +1612,37 @@
           <w:szCs w:val="22"/>
           <w:lang w:val="es-AR"/>
         </w:rPr>
-        <w:t>{{ CNV_DETECCION_PHRASE }}</w:t>
+        <w:t>{{ CNV</w:t>
+      </w:r>
+      <w:proofErr w:type="gramEnd"/>
+      <w:r>
+        <w:rPr>
+          <w:bCs/>
+          <w:sz w:val="22"/>
+          <w:szCs w:val="22"/>
+          <w:lang w:val="es-AR"/>
+        </w:rPr>
+        <w:t>_DETECCION_</w:t>
+      </w:r>
+      <w:proofErr w:type="gramStart"/>
+      <w:r>
+        <w:rPr>
+          <w:bCs/>
+          <w:sz w:val="22"/>
+          <w:szCs w:val="22"/>
+          <w:lang w:val="es-AR"/>
+        </w:rPr>
+        <w:t>PHRASE }</w:t>
+      </w:r>
+      <w:proofErr w:type="gramEnd"/>
+      <w:r>
+        <w:rPr>
+          <w:bCs/>
+          <w:sz w:val="22"/>
+          <w:szCs w:val="22"/>
+          <w:lang w:val="es-AR"/>
+        </w:rPr>
+        <w:t>}</w:t>
       </w:r>
     </w:p>
     <w:p>
@@ -1452,20 +1651,33 @@
         <w:jc w:val="both"/>
         <w:rPr>
           <w:b/>
-        </w:rPr>
-      </w:pPr>
-      <w:r>
-        <w:rPr>
-          <w:bCs/>
-          <w:sz w:val="22"/>
-          <w:szCs w:val="22"/>
-        </w:rPr>
-        <w:t>{%p for v in VARIANTS_FOUND %}</w:t>
-      </w:r>
-    </w:p>
-    <w:p>
-      <w:pPr>
-        <w:pStyle w:val="Prrafodelista"/>
+          <w:lang w:val="en-US"/>
+        </w:rPr>
+      </w:pPr>
+      <w:r>
+        <w:rPr>
+          <w:bCs/>
+          <w:sz w:val="22"/>
+          <w:szCs w:val="22"/>
+          <w:lang w:val="en-US"/>
+        </w:rPr>
+        <w:t>{%p for v in VARIANTS_</w:t>
+      </w:r>
+      <w:proofErr w:type="gramStart"/>
+      <w:r>
+        <w:rPr>
+          <w:bCs/>
+          <w:sz w:val="22"/>
+          <w:szCs w:val="22"/>
+          <w:lang w:val="en-US"/>
+        </w:rPr>
+        <w:t>FOUND %}</w:t>
+      </w:r>
+      <w:proofErr w:type="gramEnd"/>
+    </w:p>
+    <w:p>
+      <w:pPr>
+        <w:pStyle w:val="ListParagraph"/>
         <w:numPr>
           <w:ilvl w:val="0"/>
           <w:numId w:val="5"/>
@@ -1474,31 +1686,166 @@
         <w:jc w:val="both"/>
         <w:rPr>
           <w:b/>
-        </w:rPr>
-      </w:pPr>
-      <w:r>
-        <w:rPr>
-          <w:bCs/>
-          <w:sz w:val="22"/>
-          <w:szCs w:val="22"/>
-        </w:rPr>
-        <w:t>{{ v.prefix }}</w:t>
-      </w:r>
-      <w:r>
-        <w:rPr>
-          <w:b/>
-          <w:sz w:val="22"/>
-          <w:szCs w:val="22"/>
-        </w:rPr>
-        <w:t>{{ v.suffix_bold }}</w:t>
-      </w:r>
-      <w:r>
-        <w:rPr>
-          <w:bCs/>
-          <w:sz w:val="22"/>
-          <w:szCs w:val="22"/>
-        </w:rPr>
-        <w:t>{{ v.suffix_end }}</w:t>
+          <w:lang w:val="en-US"/>
+        </w:rPr>
+      </w:pPr>
+      <w:proofErr w:type="gramStart"/>
+      <w:r>
+        <w:rPr>
+          <w:bCs/>
+          <w:sz w:val="22"/>
+          <w:szCs w:val="22"/>
+          <w:lang w:val="en-US"/>
+        </w:rPr>
+        <w:t xml:space="preserve">{{ </w:t>
+      </w:r>
+      <w:proofErr w:type="spellStart"/>
+      <w:r>
+        <w:rPr>
+          <w:bCs/>
+          <w:sz w:val="22"/>
+          <w:szCs w:val="22"/>
+          <w:lang w:val="en-US"/>
+        </w:rPr>
+        <w:t>v</w:t>
+      </w:r>
+      <w:proofErr w:type="gramEnd"/>
+      <w:r>
+        <w:rPr>
+          <w:bCs/>
+          <w:sz w:val="22"/>
+          <w:szCs w:val="22"/>
+          <w:lang w:val="en-US"/>
+        </w:rPr>
+        <w:t>.</w:t>
+      </w:r>
+      <w:proofErr w:type="gramStart"/>
+      <w:r>
+        <w:rPr>
+          <w:bCs/>
+          <w:sz w:val="22"/>
+          <w:szCs w:val="22"/>
+          <w:lang w:val="en-US"/>
+        </w:rPr>
+        <w:t>prefix</w:t>
+      </w:r>
+      <w:proofErr w:type="spellEnd"/>
+      <w:r>
+        <w:rPr>
+          <w:bCs/>
+          <w:sz w:val="22"/>
+          <w:szCs w:val="22"/>
+          <w:lang w:val="en-US"/>
+        </w:rPr>
+        <w:t xml:space="preserve"> }}</w:t>
+      </w:r>
+      <w:r>
+        <w:rPr>
+          <w:b/>
+          <w:sz w:val="22"/>
+          <w:szCs w:val="22"/>
+          <w:lang w:val="en-US"/>
+        </w:rPr>
+        <w:t xml:space="preserve">{{ </w:t>
+      </w:r>
+      <w:proofErr w:type="spellStart"/>
+      <w:r>
+        <w:rPr>
+          <w:b/>
+          <w:sz w:val="22"/>
+          <w:szCs w:val="22"/>
+          <w:lang w:val="en-US"/>
+        </w:rPr>
+        <w:t>v</w:t>
+      </w:r>
+      <w:proofErr w:type="gramEnd"/>
+      <w:r>
+        <w:rPr>
+          <w:b/>
+          <w:sz w:val="22"/>
+          <w:szCs w:val="22"/>
+          <w:lang w:val="en-US"/>
+        </w:rPr>
+        <w:t>.suffix_</w:t>
+      </w:r>
+      <w:proofErr w:type="gramStart"/>
+      <w:r>
+        <w:rPr>
+          <w:b/>
+          <w:sz w:val="22"/>
+          <w:szCs w:val="22"/>
+          <w:lang w:val="en-US"/>
+        </w:rPr>
+        <w:t>bold</w:t>
+      </w:r>
+      <w:proofErr w:type="spellEnd"/>
+      <w:r>
+        <w:rPr>
+          <w:b/>
+          <w:sz w:val="22"/>
+          <w:szCs w:val="22"/>
+          <w:lang w:val="en-US"/>
+        </w:rPr>
+        <w:t xml:space="preserve"> }}</w:t>
+      </w:r>
+      <w:r>
+        <w:rPr>
+          <w:bCs/>
+          <w:sz w:val="22"/>
+          <w:szCs w:val="22"/>
+          <w:lang w:val="en-US"/>
+        </w:rPr>
+        <w:t xml:space="preserve">{{ </w:t>
+      </w:r>
+      <w:proofErr w:type="spellStart"/>
+      <w:r>
+        <w:rPr>
+          <w:bCs/>
+          <w:sz w:val="22"/>
+          <w:szCs w:val="22"/>
+          <w:lang w:val="en-US"/>
+        </w:rPr>
+        <w:t>v</w:t>
+      </w:r>
+      <w:proofErr w:type="gramEnd"/>
+      <w:r>
+        <w:rPr>
+          <w:bCs/>
+          <w:sz w:val="22"/>
+          <w:szCs w:val="22"/>
+          <w:lang w:val="en-US"/>
+        </w:rPr>
+        <w:t>.suffix_</w:t>
+      </w:r>
+      <w:proofErr w:type="gramStart"/>
+      <w:r>
+        <w:rPr>
+          <w:bCs/>
+          <w:sz w:val="22"/>
+          <w:szCs w:val="22"/>
+          <w:lang w:val="en-US"/>
+        </w:rPr>
+        <w:t>end</w:t>
+      </w:r>
+      <w:proofErr w:type="spellEnd"/>
+      <w:r>
+        <w:rPr>
+          <w:bCs/>
+          <w:sz w:val="22"/>
+          <w:szCs w:val="22"/>
+          <w:lang w:val="en-US"/>
+        </w:rPr>
+        <w:t xml:space="preserve"> }</w:t>
+      </w:r>
+      <w:proofErr w:type="gramEnd"/>
+      <w:r>
+        <w:rPr>
+          <w:bCs/>
+          <w:sz w:val="22"/>
+          <w:szCs w:val="22"/>
+          <w:lang w:val="en-US"/>
+        </w:rPr>
+        <w:t>}</w:t>
       </w:r>
     </w:p>
     <w:p>
@@ -1507,16 +1854,40 @@
         <w:jc w:val="both"/>
         <w:rPr>
           <w:b/>
-        </w:rPr>
-      </w:pPr>
-      <w:r>
-        <w:rPr>
-          <w:bCs/>
-          <w:sz w:val="22"/>
-          <w:szCs w:val="22"/>
-        </w:rPr>
-        <w:t>{%p endfor %}</w:t>
-      </w:r>
+          <w:lang w:val="en-US"/>
+        </w:rPr>
+      </w:pPr>
+      <w:r>
+        <w:rPr>
+          <w:bCs/>
+          <w:sz w:val="22"/>
+          <w:szCs w:val="22"/>
+          <w:lang w:val="en-US"/>
+        </w:rPr>
+        <w:t xml:space="preserve">{%p </w:t>
+      </w:r>
+      <w:proofErr w:type="spellStart"/>
+      <w:proofErr w:type="gramStart"/>
+      <w:r>
+        <w:rPr>
+          <w:bCs/>
+          <w:sz w:val="22"/>
+          <w:szCs w:val="22"/>
+          <w:lang w:val="en-US"/>
+        </w:rPr>
+        <w:t>endfor</w:t>
+      </w:r>
+      <w:proofErr w:type="spellEnd"/>
+      <w:r>
+        <w:rPr>
+          <w:bCs/>
+          <w:sz w:val="22"/>
+          <w:szCs w:val="22"/>
+          <w:lang w:val="en-US"/>
+        </w:rPr>
+        <w:t xml:space="preserve"> %}</w:t>
+      </w:r>
+      <w:proofErr w:type="gramEnd"/>
     </w:p>
     <w:p>
       <w:pPr>
@@ -1524,15 +1895,28 @@
         <w:jc w:val="both"/>
         <w:rPr>
           <w:b/>
-        </w:rPr>
-      </w:pPr>
-      <w:r>
-        <w:rPr>
-          <w:bCs/>
-          <w:sz w:val="22"/>
-          <w:szCs w:val="22"/>
-        </w:rPr>
-        <w:t>{{ INTERPRETACION }}</w:t>
+          <w:lang w:val="en-US"/>
+        </w:rPr>
+      </w:pPr>
+      <w:proofErr w:type="gramStart"/>
+      <w:r>
+        <w:rPr>
+          <w:bCs/>
+          <w:sz w:val="22"/>
+          <w:szCs w:val="22"/>
+          <w:lang w:val="en-US"/>
+        </w:rPr>
+        <w:t>{{ INTERPRETACION</w:t>
+      </w:r>
+      <w:proofErr w:type="gramEnd"/>
+      <w:r>
+        <w:rPr>
+          <w:bCs/>
+          <w:sz w:val="22"/>
+          <w:szCs w:val="22"/>
+          <w:lang w:val="en-US"/>
+        </w:rPr>
+        <w:t xml:space="preserve"> }}</w:t>
       </w:r>
     </w:p>
     <w:p>
@@ -1541,15 +1925,48 @@
         <w:jc w:val="both"/>
         <w:rPr>
           <w:b/>
-        </w:rPr>
-      </w:pPr>
-      <w:r>
-        <w:rPr>
-          <w:bCs/>
-          <w:sz w:val="22"/>
-          <w:szCs w:val="22"/>
-        </w:rPr>
-        <w:t>{{ LOH_DETECCION_PHRASE }}</w:t>
+          <w:lang w:val="en-US"/>
+        </w:rPr>
+      </w:pPr>
+      <w:proofErr w:type="gramStart"/>
+      <w:r>
+        <w:rPr>
+          <w:bCs/>
+          <w:sz w:val="22"/>
+          <w:szCs w:val="22"/>
+          <w:lang w:val="en-US"/>
+        </w:rPr>
+        <w:t>{{ LOH</w:t>
+      </w:r>
+      <w:proofErr w:type="gramEnd"/>
+      <w:r>
+        <w:rPr>
+          <w:bCs/>
+          <w:sz w:val="22"/>
+          <w:szCs w:val="22"/>
+          <w:lang w:val="en-US"/>
+        </w:rPr>
+        <w:t>_DETECCION_</w:t>
+      </w:r>
+      <w:proofErr w:type="gramStart"/>
+      <w:r>
+        <w:rPr>
+          <w:bCs/>
+          <w:sz w:val="22"/>
+          <w:szCs w:val="22"/>
+          <w:lang w:val="en-US"/>
+        </w:rPr>
+        <w:t>PHRASE }</w:t>
+      </w:r>
+      <w:proofErr w:type="gramEnd"/>
+      <w:r>
+        <w:rPr>
+          <w:bCs/>
+          <w:sz w:val="22"/>
+          <w:szCs w:val="22"/>
+          <w:lang w:val="en-US"/>
+        </w:rPr>
+        <w:t>}</w:t>
       </w:r>
     </w:p>
     <w:p>
@@ -1558,20 +1975,33 @@
         <w:jc w:val="both"/>
         <w:rPr>
           <w:b/>
-        </w:rPr>
-      </w:pPr>
-      <w:r>
-        <w:rPr>
-          <w:bCs/>
-          <w:sz w:val="22"/>
-          <w:szCs w:val="22"/>
-        </w:rPr>
-        <w:t>{%p for l in LOH_REGIONS %}</w:t>
-      </w:r>
-    </w:p>
-    <w:p>
-      <w:pPr>
-        <w:pStyle w:val="Prrafodelista"/>
+          <w:lang w:val="en-US"/>
+        </w:rPr>
+      </w:pPr>
+      <w:r>
+        <w:rPr>
+          <w:bCs/>
+          <w:sz w:val="22"/>
+          <w:szCs w:val="22"/>
+          <w:lang w:val="en-US"/>
+        </w:rPr>
+        <w:t>{%p for l in LOH_</w:t>
+      </w:r>
+      <w:proofErr w:type="gramStart"/>
+      <w:r>
+        <w:rPr>
+          <w:bCs/>
+          <w:sz w:val="22"/>
+          <w:szCs w:val="22"/>
+          <w:lang w:val="en-US"/>
+        </w:rPr>
+        <w:t>REGIONS %}</w:t>
+      </w:r>
+      <w:proofErr w:type="gramEnd"/>
+    </w:p>
+    <w:p>
+      <w:pPr>
+        <w:pStyle w:val="ListParagraph"/>
         <w:numPr>
           <w:ilvl w:val="0"/>
           <w:numId w:val="5"/>
@@ -1588,20 +2018,133 @@
           <w:sz w:val="22"/>
           <w:szCs w:val="22"/>
         </w:rPr>
-        <w:t>la ausencia de heterocigocidad de {{ l.size_mb }} MB en {{ l.position }}.</w:t>
-      </w:r>
-      <w:r>
-        <w:rPr>
-          <w:sz w:val="22"/>
-          <w:szCs w:val="22"/>
-        </w:rPr>
-      </w:r>
-      <w:r>
-        <w:rPr>
-          <w:bCs/>
-          <w:sz w:val="22"/>
-          <w:szCs w:val="22"/>
-        </w:rPr>
+        <w:t xml:space="preserve">la ausencia de </w:t>
+      </w:r>
+      <w:proofErr w:type="spellStart"/>
+      <w:r>
+        <w:rPr>
+          <w:bCs/>
+          <w:sz w:val="22"/>
+          <w:szCs w:val="22"/>
+        </w:rPr>
+        <w:t>heterocigocidad</w:t>
+      </w:r>
+      <w:proofErr w:type="spellEnd"/>
+      <w:r>
+        <w:rPr>
+          <w:bCs/>
+          <w:sz w:val="22"/>
+          <w:szCs w:val="22"/>
+        </w:rPr>
+        <w:t xml:space="preserve"> de </w:t>
+      </w:r>
+      <w:proofErr w:type="gramStart"/>
+      <w:r>
+        <w:rPr>
+          <w:bCs/>
+          <w:sz w:val="22"/>
+          <w:szCs w:val="22"/>
+        </w:rPr>
+        <w:t xml:space="preserve">{{ </w:t>
+      </w:r>
+      <w:proofErr w:type="spellStart"/>
+      <w:r>
+        <w:rPr>
+          <w:bCs/>
+          <w:sz w:val="22"/>
+          <w:szCs w:val="22"/>
+        </w:rPr>
+        <w:t>l</w:t>
+      </w:r>
+      <w:proofErr w:type="gramEnd"/>
+      <w:r>
+        <w:rPr>
+          <w:bCs/>
+          <w:sz w:val="22"/>
+          <w:szCs w:val="22"/>
+        </w:rPr>
+        <w:t>.size_</w:t>
+      </w:r>
+      <w:proofErr w:type="gramStart"/>
+      <w:r>
+        <w:rPr>
+          <w:bCs/>
+          <w:sz w:val="22"/>
+          <w:szCs w:val="22"/>
+        </w:rPr>
+        <w:t>mb</w:t>
+      </w:r>
+      <w:proofErr w:type="spellEnd"/>
+      <w:r>
+        <w:rPr>
+          <w:bCs/>
+          <w:sz w:val="22"/>
+          <w:szCs w:val="22"/>
+        </w:rPr>
+        <w:t xml:space="preserve"> }</w:t>
+      </w:r>
+      <w:proofErr w:type="gramEnd"/>
+      <w:r>
+        <w:rPr>
+          <w:bCs/>
+          <w:sz w:val="22"/>
+          <w:szCs w:val="22"/>
+        </w:rPr>
+        <w:t xml:space="preserve">} MB en </w:t>
+      </w:r>
+      <w:proofErr w:type="gramStart"/>
+      <w:r>
+        <w:rPr>
+          <w:bCs/>
+          <w:sz w:val="22"/>
+          <w:szCs w:val="22"/>
+        </w:rPr>
+        <w:t xml:space="preserve">{{ </w:t>
+      </w:r>
+      <w:proofErr w:type="spellStart"/>
+      <w:r>
+        <w:rPr>
+          <w:bCs/>
+          <w:sz w:val="22"/>
+          <w:szCs w:val="22"/>
+        </w:rPr>
+        <w:t>l</w:t>
+      </w:r>
+      <w:proofErr w:type="gramEnd"/>
+      <w:r>
+        <w:rPr>
+          <w:bCs/>
+          <w:sz w:val="22"/>
+          <w:szCs w:val="22"/>
+        </w:rPr>
+        <w:t>.</w:t>
+      </w:r>
+      <w:proofErr w:type="gramStart"/>
+      <w:r>
+        <w:rPr>
+          <w:bCs/>
+          <w:sz w:val="22"/>
+          <w:szCs w:val="22"/>
+        </w:rPr>
+        <w:t>position</w:t>
+      </w:r>
+      <w:proofErr w:type="spellEnd"/>
+      <w:r>
+        <w:rPr>
+          <w:bCs/>
+          <w:sz w:val="22"/>
+          <w:szCs w:val="22"/>
+        </w:rPr>
+        <w:t xml:space="preserve"> }</w:t>
+      </w:r>
+      <w:proofErr w:type="gramEnd"/>
+      <w:r>
+        <w:rPr>
+          <w:bCs/>
+          <w:sz w:val="22"/>
+          <w:szCs w:val="22"/>
+        </w:rPr>
+        <w:t>}.</w:t>
       </w:r>
     </w:p>
     <w:p>
@@ -1618,7 +2161,25 @@
           <w:sz w:val="22"/>
           <w:szCs w:val="22"/>
         </w:rPr>
-        <w:t>{%p endfor %}</w:t>
+        <w:t xml:space="preserve">{%p </w:t>
+      </w:r>
+      <w:proofErr w:type="spellStart"/>
+      <w:r>
+        <w:rPr>
+          <w:bCs/>
+          <w:sz w:val="22"/>
+          <w:szCs w:val="22"/>
+        </w:rPr>
+        <w:t>endfor</w:t>
+      </w:r>
+      <w:proofErr w:type="spellEnd"/>
+      <w:r>
+        <w:rPr>
+          <w:bCs/>
+          <w:sz w:val="22"/>
+          <w:szCs w:val="22"/>
+        </w:rPr>
+        <w:t xml:space="preserve"> %}</w:t>
       </w:r>
     </w:p>
     <w:p>
@@ -1652,7 +2213,25 @@
           <w:sz w:val="22"/>
           <w:szCs w:val="22"/>
         </w:rPr>
-        <w:t>{%p if REFERENCIAS %}</w:t>
+        <w:t xml:space="preserve">{%p </w:t>
+      </w:r>
+      <w:proofErr w:type="spellStart"/>
+      <w:r>
+        <w:rPr>
+          <w:bCs/>
+          <w:sz w:val="22"/>
+          <w:szCs w:val="22"/>
+        </w:rPr>
+        <w:t>if</w:t>
+      </w:r>
+      <w:proofErr w:type="spellEnd"/>
+      <w:r>
+        <w:rPr>
+          <w:bCs/>
+          <w:sz w:val="22"/>
+          <w:szCs w:val="22"/>
+        </w:rPr>
+        <w:t xml:space="preserve"> REFERENCIAS %}</w:t>
       </w:r>
     </w:p>
     <w:p>
@@ -1686,7 +2265,25 @@
           <w:sz w:val="22"/>
           <w:szCs w:val="22"/>
         </w:rPr>
-        <w:t>{%p for r in REFERENCIAS %}</w:t>
+        <w:t xml:space="preserve">{%p </w:t>
+      </w:r>
+      <w:proofErr w:type="spellStart"/>
+      <w:r>
+        <w:rPr>
+          <w:bCs/>
+          <w:sz w:val="22"/>
+          <w:szCs w:val="22"/>
+        </w:rPr>
+        <w:t>for</w:t>
+      </w:r>
+      <w:proofErr w:type="spellEnd"/>
+      <w:r>
+        <w:rPr>
+          <w:bCs/>
+          <w:sz w:val="22"/>
+          <w:szCs w:val="22"/>
+        </w:rPr>
+        <w:t xml:space="preserve"> r in REFERENCIAS %}</w:t>
       </w:r>
     </w:p>
     <w:p>
@@ -1697,13 +2294,23 @@
           <w:b/>
         </w:rPr>
       </w:pPr>
-      <w:r>
-        <w:rPr>
-          <w:bCs/>
-          <w:sz w:val="22"/>
-          <w:szCs w:val="22"/>
-        </w:rPr>
-        <w:t>{{ r }}</w:t>
+      <w:proofErr w:type="gramStart"/>
+      <w:r>
+        <w:rPr>
+          <w:bCs/>
+          <w:sz w:val="22"/>
+          <w:szCs w:val="22"/>
+        </w:rPr>
+        <w:t>{{ r</w:t>
+      </w:r>
+      <w:proofErr w:type="gramEnd"/>
+      <w:r>
+        <w:rPr>
+          <w:bCs/>
+          <w:sz w:val="22"/>
+          <w:szCs w:val="22"/>
+        </w:rPr>
+        <w:t xml:space="preserve"> }}</w:t>
       </w:r>
     </w:p>
     <w:p>
@@ -1720,7 +2327,25 @@
           <w:sz w:val="22"/>
           <w:szCs w:val="22"/>
         </w:rPr>
-        <w:t>{%p endfor %}</w:t>
+        <w:t xml:space="preserve">{%p </w:t>
+      </w:r>
+      <w:proofErr w:type="spellStart"/>
+      <w:r>
+        <w:rPr>
+          <w:bCs/>
+          <w:sz w:val="22"/>
+          <w:szCs w:val="22"/>
+        </w:rPr>
+        <w:t>endfor</w:t>
+      </w:r>
+      <w:proofErr w:type="spellEnd"/>
+      <w:r>
+        <w:rPr>
+          <w:bCs/>
+          <w:sz w:val="22"/>
+          <w:szCs w:val="22"/>
+        </w:rPr>
+        <w:t xml:space="preserve"> %}</w:t>
       </w:r>
     </w:p>
     <w:p>
@@ -1737,7 +2362,25 @@
           <w:sz w:val="22"/>
           <w:szCs w:val="22"/>
         </w:rPr>
-        <w:t>{%p endif %}</w:t>
+        <w:t xml:space="preserve">{%p </w:t>
+      </w:r>
+      <w:proofErr w:type="spellStart"/>
+      <w:r>
+        <w:rPr>
+          <w:bCs/>
+          <w:sz w:val="22"/>
+          <w:szCs w:val="22"/>
+        </w:rPr>
+        <w:t>endif</w:t>
+      </w:r>
+      <w:proofErr w:type="spellEnd"/>
+      <w:r>
+        <w:rPr>
+          <w:bCs/>
+          <w:sz w:val="22"/>
+          <w:szCs w:val="22"/>
+        </w:rPr>
+        <w:t xml:space="preserve"> %}</w:t>
       </w:r>
     </w:p>
     <w:p>
@@ -1915,7 +2558,7 @@
 </file>
 
 <file path=word/endnotes.xml><?xml version="1.0" encoding="utf-8"?>
-<w:endnotes xmlns:wpc="http://schemas.microsoft.com/office/word/2010/wordprocessingCanvas" xmlns:cx="http://schemas.microsoft.com/office/drawing/2014/chartex" xmlns:cx1="http://schemas.microsoft.com/office/drawing/2015/9/8/chartex" xmlns:cx2="http://schemas.microsoft.com/office/drawing/2015/10/21/chartex" xmlns:cx3="http://schemas.microsoft.com/office/drawing/2016/5/9/chartex" xmlns:cx4="http://schemas.microsoft.com/office/drawing/2016/5/10/chartex" xmlns:cx5="http://schemas.microsoft.com/office/drawing/2016/5/11/chartex" xmlns:cx6="http://schemas.microsoft.com/office/drawing/2016/5/12/chartex" xmlns:cx7="http://schemas.microsoft.com/office/drawing/2016/5/13/chartex" xmlns:cx8="http://schemas.microsoft.com/office/drawing/2016/5/14/chartex" xmlns:mc="http://schemas.openxmlformats.org/markup-compatibility/2006" xmlns:aink="http://schemas.microsoft.com/office/drawing/2016/ink" xmlns:am3d="http://schemas.microsoft.com/office/drawing/2017/model3d" xmlns:o="urn:schemas-microsoft-com:office:office" xmlns:oel="http://schemas.microsoft.com/office/2019/extlst" xmlns:r="http://schemas.openxmlformats.org/officeDocument/2006/relationships" xmlns:m="http://schemas.openxmlformats.org/officeDocument/2006/math" xmlns:v="urn:schemas-microsoft-com:vml" xmlns:wp14="http://schemas.microsoft.com/office/word/2010/wordprocessingDrawing" xmlns:wp="http://schemas.openxmlformats.org/drawingml/2006/wordprocessingDrawing" xmlns:w10="urn:schemas-microsoft-com:office:word" xmlns:w="http://schemas.openxmlformats.org/wordprocessingml/2006/main" xmlns:w14="http://schemas.microsoft.com/office/word/2010/wordml" xmlns:w15="http://schemas.microsoft.com/office/word/2012/wordml" xmlns:w16cei="http://schemas.microsoft.com/office/word/2026/wordml/cei" xmlns:w16cex="http://schemas.microsoft.com/office/word/2018/wordml/cex" xmlns:w16cid="http://schemas.microsoft.com/office/word/2016/wordml/cid" xmlns:w16="http://schemas.microsoft.com/office/word/2018/wordml" xmlns:w16du="http://schemas.microsoft.com/office/word/2023/wordml/word16du" xmlns:w16sdtdh="http://schemas.microsoft.com/office/word/2020/wordml/sdtdatahash" xmlns:w16sdtfl="http://schemas.microsoft.com/office/word/2024/wordml/sdtformatlock" xmlns:w16se="http://schemas.microsoft.com/office/word/2015/wordml/symex" xmlns:wpg="http://schemas.microsoft.com/office/word/2010/wordprocessingGroup" xmlns:wpi="http://schemas.microsoft.com/office/word/2010/wordprocessingInk" xmlns:wne="http://schemas.microsoft.com/office/word/2006/wordml" xmlns:wps="http://schemas.microsoft.com/office/word/2010/wordprocessingShape" mc:Ignorable="w14 w15 w16se w16cid w16 w16cex w16sdtdh w16sdtfl w16du wp14">
+<w:endnotes xmlns:wpc="http://schemas.microsoft.com/office/word/2010/wordprocessingCanvas" xmlns:cx="http://schemas.microsoft.com/office/drawing/2014/chartex" xmlns:cx1="http://schemas.microsoft.com/office/drawing/2015/9/8/chartex" xmlns:cx2="http://schemas.microsoft.com/office/drawing/2015/10/21/chartex" xmlns:cx3="http://schemas.microsoft.com/office/drawing/2016/5/9/chartex" xmlns:cx4="http://schemas.microsoft.com/office/drawing/2016/5/10/chartex" xmlns:cx5="http://schemas.microsoft.com/office/drawing/2016/5/11/chartex" xmlns:cx6="http://schemas.microsoft.com/office/drawing/2016/5/12/chartex" xmlns:cx7="http://schemas.microsoft.com/office/drawing/2016/5/13/chartex" xmlns:cx8="http://schemas.microsoft.com/office/drawing/2016/5/14/chartex" xmlns:mc="http://schemas.openxmlformats.org/markup-compatibility/2006" xmlns:aink="http://schemas.microsoft.com/office/drawing/2016/ink" xmlns:am3d="http://schemas.microsoft.com/office/drawing/2017/model3d" xmlns:o="urn:schemas-microsoft-com:office:office" xmlns:oel="http://schemas.microsoft.com/office/2019/extlst" xmlns:r="http://schemas.openxmlformats.org/officeDocument/2006/relationships" xmlns:m="http://schemas.openxmlformats.org/officeDocument/2006/math" xmlns:v="urn:schemas-microsoft-com:vml" xmlns:wp14="http://schemas.microsoft.com/office/word/2010/wordprocessingDrawing" xmlns:wp="http://schemas.openxmlformats.org/drawingml/2006/wordprocessingDrawing" xmlns:w10="urn:schemas-microsoft-com:office:word" xmlns:w="http://schemas.openxmlformats.org/wordprocessingml/2006/main" xmlns:w14="http://schemas.microsoft.com/office/word/2010/wordml" xmlns:w15="http://schemas.microsoft.com/office/word/2012/wordml" xmlns:w16cex="http://schemas.microsoft.com/office/word/2018/wordml/cex" xmlns:w16cid="http://schemas.microsoft.com/office/word/2016/wordml/cid" xmlns:w16="http://schemas.microsoft.com/office/word/2018/wordml" xmlns:w16du="http://schemas.microsoft.com/office/word/2023/wordml/word16du" xmlns:w16sdtdh="http://schemas.microsoft.com/office/word/2020/wordml/sdtdatahash" xmlns:w16sdtfl="http://schemas.microsoft.com/office/word/2024/wordml/sdtformatlock" xmlns:w16se="http://schemas.microsoft.com/office/word/2015/wordml/symex" xmlns:wpg="http://schemas.microsoft.com/office/word/2010/wordprocessingGroup" xmlns:wpi="http://schemas.microsoft.com/office/word/2010/wordprocessingInk" xmlns:wne="http://schemas.microsoft.com/office/word/2006/wordml" xmlns:wps="http://schemas.microsoft.com/office/word/2010/wordprocessingShape" mc:Ignorable="w14 w15 w16se w16cid w16 w16cex w16sdtdh w16sdtfl w16du wp14">
   <w:endnote w:type="separator" w:id="-1">
     <w:p>
       <w:r>
@@ -1934,10 +2577,10 @@
 </file>
 
 <file path=word/footer1.xml><?xml version="1.0" encoding="utf-8"?>
-<w:ftr xmlns:wpc="http://schemas.microsoft.com/office/word/2010/wordprocessingCanvas" xmlns:cx="http://schemas.microsoft.com/office/drawing/2014/chartex" xmlns:cx1="http://schemas.microsoft.com/office/drawing/2015/9/8/chartex" xmlns:cx2="http://schemas.microsoft.com/office/drawing/2015/10/21/chartex" xmlns:cx3="http://schemas.microsoft.com/office/drawing/2016/5/9/chartex" xmlns:cx4="http://schemas.microsoft.com/office/drawing/2016/5/10/chartex" xmlns:cx5="http://schemas.microsoft.com/office/drawing/2016/5/11/chartex" xmlns:cx6="http://schemas.microsoft.com/office/drawing/2016/5/12/chartex" xmlns:cx7="http://schemas.microsoft.com/office/drawing/2016/5/13/chartex" xmlns:cx8="http://schemas.microsoft.com/office/drawing/2016/5/14/chartex" xmlns:mc="http://schemas.openxmlformats.org/markup-compatibility/2006" xmlns:aink="http://schemas.microsoft.com/office/drawing/2016/ink" xmlns:am3d="http://schemas.microsoft.com/office/drawing/2017/model3d" xmlns:o="urn:schemas-microsoft-com:office:office" xmlns:oel="http://schemas.microsoft.com/office/2019/extlst" xmlns:r="http://schemas.openxmlformats.org/officeDocument/2006/relationships" xmlns:m="http://schemas.openxmlformats.org/officeDocument/2006/math" xmlns:v="urn:schemas-microsoft-com:vml" xmlns:wp14="http://schemas.microsoft.com/office/word/2010/wordprocessingDrawing" xmlns:wp="http://schemas.openxmlformats.org/drawingml/2006/wordprocessingDrawing" xmlns:w10="urn:schemas-microsoft-com:office:word" xmlns:w="http://schemas.openxmlformats.org/wordprocessingml/2006/main" xmlns:w14="http://schemas.microsoft.com/office/word/2010/wordml" xmlns:w15="http://schemas.microsoft.com/office/word/2012/wordml" xmlns:w16cei="http://schemas.microsoft.com/office/word/2026/wordml/cei" xmlns:w16cex="http://schemas.microsoft.com/office/word/2018/wordml/cex" xmlns:w16cid="http://schemas.microsoft.com/office/word/2016/wordml/cid" xmlns:w16="http://schemas.microsoft.com/office/word/2018/wordml" xmlns:w16du="http://schemas.microsoft.com/office/word/2023/wordml/word16du" xmlns:w16sdtdh="http://schemas.microsoft.com/office/word/2020/wordml/sdtdatahash" xmlns:w16sdtfl="http://schemas.microsoft.com/office/word/2024/wordml/sdtformatlock" xmlns:w16se="http://schemas.microsoft.com/office/word/2015/wordml/symex" xmlns:wpg="http://schemas.microsoft.com/office/word/2010/wordprocessingGroup" xmlns:wpi="http://schemas.microsoft.com/office/word/2010/wordprocessingInk" xmlns:wne="http://schemas.microsoft.com/office/word/2006/wordml" xmlns:wps="http://schemas.microsoft.com/office/word/2010/wordprocessingShape" mc:Ignorable="w14 w15 w16se w16cid w16 w16cex w16sdtdh w16sdtfl w16du wp14">
+<w:ftr xmlns:wpc="http://schemas.microsoft.com/office/word/2010/wordprocessingCanvas" xmlns:cx="http://schemas.microsoft.com/office/drawing/2014/chartex" xmlns:cx1="http://schemas.microsoft.com/office/drawing/2015/9/8/chartex" xmlns:cx2="http://schemas.microsoft.com/office/drawing/2015/10/21/chartex" xmlns:cx3="http://schemas.microsoft.com/office/drawing/2016/5/9/chartex" xmlns:cx4="http://schemas.microsoft.com/office/drawing/2016/5/10/chartex" xmlns:cx5="http://schemas.microsoft.com/office/drawing/2016/5/11/chartex" xmlns:cx6="http://schemas.microsoft.com/office/drawing/2016/5/12/chartex" xmlns:cx7="http://schemas.microsoft.com/office/drawing/2016/5/13/chartex" xmlns:cx8="http://schemas.microsoft.com/office/drawing/2016/5/14/chartex" xmlns:mc="http://schemas.openxmlformats.org/markup-compatibility/2006" xmlns:aink="http://schemas.microsoft.com/office/drawing/2016/ink" xmlns:am3d="http://schemas.microsoft.com/office/drawing/2017/model3d" xmlns:o="urn:schemas-microsoft-com:office:office" xmlns:oel="http://schemas.microsoft.com/office/2019/extlst" xmlns:r="http://schemas.openxmlformats.org/officeDocument/2006/relationships" xmlns:m="http://schemas.openxmlformats.org/officeDocument/2006/math" xmlns:v="urn:schemas-microsoft-com:vml" xmlns:wp14="http://schemas.microsoft.com/office/word/2010/wordprocessingDrawing" xmlns:wp="http://schemas.openxmlformats.org/drawingml/2006/wordprocessingDrawing" xmlns:w10="urn:schemas-microsoft-com:office:word" xmlns:w="http://schemas.openxmlformats.org/wordprocessingml/2006/main" xmlns:w14="http://schemas.microsoft.com/office/word/2010/wordml" xmlns:w15="http://schemas.microsoft.com/office/word/2012/wordml" xmlns:w16cex="http://schemas.microsoft.com/office/word/2018/wordml/cex" xmlns:w16cid="http://schemas.microsoft.com/office/word/2016/wordml/cid" xmlns:w16="http://schemas.microsoft.com/office/word/2018/wordml" xmlns:w16du="http://schemas.microsoft.com/office/word/2023/wordml/word16du" xmlns:w16sdtdh="http://schemas.microsoft.com/office/word/2020/wordml/sdtdatahash" xmlns:w16sdtfl="http://schemas.microsoft.com/office/word/2024/wordml/sdtformatlock" xmlns:w16se="http://schemas.microsoft.com/office/word/2015/wordml/symex" xmlns:wpg="http://schemas.microsoft.com/office/word/2010/wordprocessingGroup" xmlns:wpi="http://schemas.microsoft.com/office/word/2010/wordprocessingInk" xmlns:wne="http://schemas.microsoft.com/office/word/2006/wordml" xmlns:wps="http://schemas.microsoft.com/office/word/2010/wordprocessingShape" mc:Ignorable="w14 w15 w16se w16cid w16 w16cex w16sdtdh w16sdtfl w16du wp14">
   <w:p>
     <w:pPr>
-      <w:pStyle w:val="Piedepgina"/>
+      <w:pStyle w:val="Footer"/>
       <w:jc w:val="center"/>
       <w:rPr>
         <w:rFonts w:ascii="Trebuchet MS" w:hAnsi="Trebuchet MS"/>
@@ -1956,7 +2599,7 @@
   </w:p>
   <w:p>
     <w:pPr>
-      <w:pStyle w:val="Piedepgina"/>
+      <w:pStyle w:val="Footer"/>
       <w:spacing w:line="276" w:lineRule="auto"/>
       <w:jc w:val="center"/>
       <w:rPr>
@@ -1978,7 +2621,7 @@
   </w:p>
   <w:p>
     <w:pPr>
-      <w:pStyle w:val="Piedepgina"/>
+      <w:pStyle w:val="Footer"/>
       <w:jc w:val="center"/>
       <w:rPr>
         <w:rFonts w:ascii="Trebuchet MS" w:hAnsi="Trebuchet MS"/>
@@ -1997,7 +2640,7 @@
     <w:hyperlink r:id="rId1" w:history="1">
       <w:r>
         <w:rPr>
-          <w:rStyle w:val="Hipervnculo"/>
+          <w:rStyle w:val="Hyperlink"/>
           <w:rFonts w:ascii="Trebuchet MS" w:hAnsi="Trebuchet MS"/>
           <w:color w:val="auto"/>
           <w:sz w:val="18"/>
@@ -2012,7 +2655,7 @@
 </file>
 
 <file path=word/footnotes.xml><?xml version="1.0" encoding="utf-8"?>
-<w:footnotes xmlns:wpc="http://schemas.microsoft.com/office/word/2010/wordprocessingCanvas" xmlns:cx="http://schemas.microsoft.com/office/drawing/2014/chartex" xmlns:cx1="http://schemas.microsoft.com/office/drawing/2015/9/8/chartex" xmlns:cx2="http://schemas.microsoft.com/office/drawing/2015/10/21/chartex" xmlns:cx3="http://schemas.microsoft.com/office/drawing/2016/5/9/chartex" xmlns:cx4="http://schemas.microsoft.com/office/drawing/2016/5/10/chartex" xmlns:cx5="http://schemas.microsoft.com/office/drawing/2016/5/11/chartex" xmlns:cx6="http://schemas.microsoft.com/office/drawing/2016/5/12/chartex" xmlns:cx7="http://schemas.microsoft.com/office/drawing/2016/5/13/chartex" xmlns:cx8="http://schemas.microsoft.com/office/drawing/2016/5/14/chartex" xmlns:mc="http://schemas.openxmlformats.org/markup-compatibility/2006" xmlns:aink="http://schemas.microsoft.com/office/drawing/2016/ink" xmlns:am3d="http://schemas.microsoft.com/office/drawing/2017/model3d" xmlns:o="urn:schemas-microsoft-com:office:office" xmlns:oel="http://schemas.microsoft.com/office/2019/extlst" xmlns:r="http://schemas.openxmlformats.org/officeDocument/2006/relationships" xmlns:m="http://schemas.openxmlformats.org/officeDocument/2006/math" xmlns:v="urn:schemas-microsoft-com:vml" xmlns:wp14="http://schemas.microsoft.com/office/word/2010/wordprocessingDrawing" xmlns:wp="http://schemas.openxmlformats.org/drawingml/2006/wordprocessingDrawing" xmlns:w10="urn:schemas-microsoft-com:office:word" xmlns:w="http://schemas.openxmlformats.org/wordprocessingml/2006/main" xmlns:w14="http://schemas.microsoft.com/office/word/2010/wordml" xmlns:w15="http://schemas.microsoft.com/office/word/2012/wordml" xmlns:w16cei="http://schemas.microsoft.com/office/word/2026/wordml/cei" xmlns:w16cex="http://schemas.microsoft.com/office/word/2018/wordml/cex" xmlns:w16cid="http://schemas.microsoft.com/office/word/2016/wordml/cid" xmlns:w16="http://schemas.microsoft.com/office/word/2018/wordml" xmlns:w16du="http://schemas.microsoft.com/office/word/2023/wordml/word16du" xmlns:w16sdtdh="http://schemas.microsoft.com/office/word/2020/wordml/sdtdatahash" xmlns:w16sdtfl="http://schemas.microsoft.com/office/word/2024/wordml/sdtformatlock" xmlns:w16se="http://schemas.microsoft.com/office/word/2015/wordml/symex" xmlns:wpg="http://schemas.microsoft.com/office/word/2010/wordprocessingGroup" xmlns:wpi="http://schemas.microsoft.com/office/word/2010/wordprocessingInk" xmlns:wne="http://schemas.microsoft.com/office/word/2006/wordml" xmlns:wps="http://schemas.microsoft.com/office/word/2010/wordprocessingShape" mc:Ignorable="w14 w15 w16se w16cid w16 w16cex w16sdtdh w16sdtfl w16du wp14">
+<w:footnotes xmlns:wpc="http://schemas.microsoft.com/office/word/2010/wordprocessingCanvas" xmlns:cx="http://schemas.microsoft.com/office/drawing/2014/chartex" xmlns:cx1="http://schemas.microsoft.com/office/drawing/2015/9/8/chartex" xmlns:cx2="http://schemas.microsoft.com/office/drawing/2015/10/21/chartex" xmlns:cx3="http://schemas.microsoft.com/office/drawing/2016/5/9/chartex" xmlns:cx4="http://schemas.microsoft.com/office/drawing/2016/5/10/chartex" xmlns:cx5="http://schemas.microsoft.com/office/drawing/2016/5/11/chartex" xmlns:cx6="http://schemas.microsoft.com/office/drawing/2016/5/12/chartex" xmlns:cx7="http://schemas.microsoft.com/office/drawing/2016/5/13/chartex" xmlns:cx8="http://schemas.microsoft.com/office/drawing/2016/5/14/chartex" xmlns:mc="http://schemas.openxmlformats.org/markup-compatibility/2006" xmlns:aink="http://schemas.microsoft.com/office/drawing/2016/ink" xmlns:am3d="http://schemas.microsoft.com/office/drawing/2017/model3d" xmlns:o="urn:schemas-microsoft-com:office:office" xmlns:oel="http://schemas.microsoft.com/office/2019/extlst" xmlns:r="http://schemas.openxmlformats.org/officeDocument/2006/relationships" xmlns:m="http://schemas.openxmlformats.org/officeDocument/2006/math" xmlns:v="urn:schemas-microsoft-com:vml" xmlns:wp14="http://schemas.microsoft.com/office/word/2010/wordprocessingDrawing" xmlns:wp="http://schemas.openxmlformats.org/drawingml/2006/wordprocessingDrawing" xmlns:w10="urn:schemas-microsoft-com:office:word" xmlns:w="http://schemas.openxmlformats.org/wordprocessingml/2006/main" xmlns:w14="http://schemas.microsoft.com/office/word/2010/wordml" xmlns:w15="http://schemas.microsoft.com/office/word/2012/wordml" xmlns:w16cex="http://schemas.microsoft.com/office/word/2018/wordml/cex" xmlns:w16cid="http://schemas.microsoft.com/office/word/2016/wordml/cid" xmlns:w16="http://schemas.microsoft.com/office/word/2018/wordml" xmlns:w16du="http://schemas.microsoft.com/office/word/2023/wordml/word16du" xmlns:w16sdtdh="http://schemas.microsoft.com/office/word/2020/wordml/sdtdatahash" xmlns:w16sdtfl="http://schemas.microsoft.com/office/word/2024/wordml/sdtformatlock" xmlns:w16se="http://schemas.microsoft.com/office/word/2015/wordml/symex" xmlns:wpg="http://schemas.microsoft.com/office/word/2010/wordprocessingGroup" xmlns:wpi="http://schemas.microsoft.com/office/word/2010/wordprocessingInk" xmlns:wne="http://schemas.microsoft.com/office/word/2006/wordml" xmlns:wps="http://schemas.microsoft.com/office/word/2010/wordprocessingShape" mc:Ignorable="w14 w15 w16se w16cid w16 w16cex w16sdtdh w16sdtfl w16du wp14">
   <w:footnote w:type="separator" w:id="-1">
     <w:p>
       <w:r>
@@ -2031,7 +2674,7 @@
 </file>
 
 <file path=word/header1.xml><?xml version="1.0" encoding="utf-8"?>
-<w:hdr xmlns:wpc="http://schemas.microsoft.com/office/word/2010/wordprocessingCanvas" xmlns:cx="http://schemas.microsoft.com/office/drawing/2014/chartex" xmlns:cx1="http://schemas.microsoft.com/office/drawing/2015/9/8/chartex" xmlns:cx2="http://schemas.microsoft.com/office/drawing/2015/10/21/chartex" xmlns:cx3="http://schemas.microsoft.com/office/drawing/2016/5/9/chartex" xmlns:cx4="http://schemas.microsoft.com/office/drawing/2016/5/10/chartex" xmlns:cx5="http://schemas.microsoft.com/office/drawing/2016/5/11/chartex" xmlns:cx6="http://schemas.microsoft.com/office/drawing/2016/5/12/chartex" xmlns:cx7="http://schemas.microsoft.com/office/drawing/2016/5/13/chartex" xmlns:cx8="http://schemas.microsoft.com/office/drawing/2016/5/14/chartex" xmlns:mc="http://schemas.openxmlformats.org/markup-compatibility/2006" xmlns:aink="http://schemas.microsoft.com/office/drawing/2016/ink" xmlns:am3d="http://schemas.microsoft.com/office/drawing/2017/model3d" xmlns:o="urn:schemas-microsoft-com:office:office" xmlns:oel="http://schemas.microsoft.com/office/2019/extlst" xmlns:r="http://schemas.openxmlformats.org/officeDocument/2006/relationships" xmlns:m="http://schemas.openxmlformats.org/officeDocument/2006/math" xmlns:v="urn:schemas-microsoft-com:vml" xmlns:wp14="http://schemas.microsoft.com/office/word/2010/wordprocessingDrawing" xmlns:wp="http://schemas.openxmlformats.org/drawingml/2006/wordprocessingDrawing" xmlns:w10="urn:schemas-microsoft-com:office:word" xmlns:w="http://schemas.openxmlformats.org/wordprocessingml/2006/main" xmlns:w14="http://schemas.microsoft.com/office/word/2010/wordml" xmlns:w15="http://schemas.microsoft.com/office/word/2012/wordml" xmlns:w16cei="http://schemas.microsoft.com/office/word/2026/wordml/cei" xmlns:w16cex="http://schemas.microsoft.com/office/word/2018/wordml/cex" xmlns:w16cid="http://schemas.microsoft.com/office/word/2016/wordml/cid" xmlns:w16="http://schemas.microsoft.com/office/word/2018/wordml" xmlns:w16du="http://schemas.microsoft.com/office/word/2023/wordml/word16du" xmlns:w16sdtdh="http://schemas.microsoft.com/office/word/2020/wordml/sdtdatahash" xmlns:w16sdtfl="http://schemas.microsoft.com/office/word/2024/wordml/sdtformatlock" xmlns:w16se="http://schemas.microsoft.com/office/word/2015/wordml/symex" xmlns:wpg="http://schemas.microsoft.com/office/word/2010/wordprocessingGroup" xmlns:wpi="http://schemas.microsoft.com/office/word/2010/wordprocessingInk" xmlns:wne="http://schemas.microsoft.com/office/word/2006/wordml" xmlns:wps="http://schemas.microsoft.com/office/word/2010/wordprocessingShape" mc:Ignorable="w14 w15 w16se w16cid w16 w16cex w16sdtdh w16sdtfl w16du wp14">
+<w:hdr xmlns:wpc="http://schemas.microsoft.com/office/word/2010/wordprocessingCanvas" xmlns:cx="http://schemas.microsoft.com/office/drawing/2014/chartex" xmlns:cx1="http://schemas.microsoft.com/office/drawing/2015/9/8/chartex" xmlns:cx2="http://schemas.microsoft.com/office/drawing/2015/10/21/chartex" xmlns:cx3="http://schemas.microsoft.com/office/drawing/2016/5/9/chartex" xmlns:cx4="http://schemas.microsoft.com/office/drawing/2016/5/10/chartex" xmlns:cx5="http://schemas.microsoft.com/office/drawing/2016/5/11/chartex" xmlns:cx6="http://schemas.microsoft.com/office/drawing/2016/5/12/chartex" xmlns:cx7="http://schemas.microsoft.com/office/drawing/2016/5/13/chartex" xmlns:cx8="http://schemas.microsoft.com/office/drawing/2016/5/14/chartex" xmlns:mc="http://schemas.openxmlformats.org/markup-compatibility/2006" xmlns:aink="http://schemas.microsoft.com/office/drawing/2016/ink" xmlns:am3d="http://schemas.microsoft.com/office/drawing/2017/model3d" xmlns:o="urn:schemas-microsoft-com:office:office" xmlns:oel="http://schemas.microsoft.com/office/2019/extlst" xmlns:r="http://schemas.openxmlformats.org/officeDocument/2006/relationships" xmlns:m="http://schemas.openxmlformats.org/officeDocument/2006/math" xmlns:v="urn:schemas-microsoft-com:vml" xmlns:wp14="http://schemas.microsoft.com/office/word/2010/wordprocessingDrawing" xmlns:wp="http://schemas.openxmlformats.org/drawingml/2006/wordprocessingDrawing" xmlns:w10="urn:schemas-microsoft-com:office:word" xmlns:w="http://schemas.openxmlformats.org/wordprocessingml/2006/main" xmlns:w14="http://schemas.microsoft.com/office/word/2010/wordml" xmlns:w15="http://schemas.microsoft.com/office/word/2012/wordml" xmlns:w16cex="http://schemas.microsoft.com/office/word/2018/wordml/cex" xmlns:w16cid="http://schemas.microsoft.com/office/word/2016/wordml/cid" xmlns:w16="http://schemas.microsoft.com/office/word/2018/wordml" xmlns:w16du="http://schemas.microsoft.com/office/word/2023/wordml/word16du" xmlns:w16sdtdh="http://schemas.microsoft.com/office/word/2020/wordml/sdtdatahash" xmlns:w16sdtfl="http://schemas.microsoft.com/office/word/2024/wordml/sdtformatlock" xmlns:w16se="http://schemas.microsoft.com/office/word/2015/wordml/symex" xmlns:wpg="http://schemas.microsoft.com/office/word/2010/wordprocessingGroup" xmlns:wpi="http://schemas.microsoft.com/office/word/2010/wordprocessingInk" xmlns:wne="http://schemas.microsoft.com/office/word/2006/wordml" xmlns:wps="http://schemas.microsoft.com/office/word/2010/wordprocessingShape" mc:Ignorable="w14 w15 w16se w16cid w16 w16cex w16sdtdh w16sdtfl w16du wp14">
   <w:p>
     <w:r>
       <w:rPr>
@@ -2093,7 +2736,7 @@
 </file>
 
 <file path=word/numbering.xml><?xml version="1.0" encoding="utf-8"?>
-<w:numbering xmlns:wpc="http://schemas.microsoft.com/office/word/2010/wordprocessingCanvas" xmlns:cx="http://schemas.microsoft.com/office/drawing/2014/chartex" xmlns:cx1="http://schemas.microsoft.com/office/drawing/2015/9/8/chartex" xmlns:cx2="http://schemas.microsoft.com/office/drawing/2015/10/21/chartex" xmlns:cx3="http://schemas.microsoft.com/office/drawing/2016/5/9/chartex" xmlns:cx4="http://schemas.microsoft.com/office/drawing/2016/5/10/chartex" xmlns:cx5="http://schemas.microsoft.com/office/drawing/2016/5/11/chartex" xmlns:cx6="http://schemas.microsoft.com/office/drawing/2016/5/12/chartex" xmlns:cx7="http://schemas.microsoft.com/office/drawing/2016/5/13/chartex" xmlns:cx8="http://schemas.microsoft.com/office/drawing/2016/5/14/chartex" xmlns:mc="http://schemas.openxmlformats.org/markup-compatibility/2006" xmlns:aink="http://schemas.microsoft.com/office/drawing/2016/ink" xmlns:am3d="http://schemas.microsoft.com/office/drawing/2017/model3d" xmlns:o="urn:schemas-microsoft-com:office:office" xmlns:oel="http://schemas.microsoft.com/office/2019/extlst" xmlns:r="http://schemas.openxmlformats.org/officeDocument/2006/relationships" xmlns:m="http://schemas.openxmlformats.org/officeDocument/2006/math" xmlns:v="urn:schemas-microsoft-com:vml" xmlns:wp14="http://schemas.microsoft.com/office/word/2010/wordprocessingDrawing" xmlns:wp="http://schemas.openxmlformats.org/drawingml/2006/wordprocessingDrawing" xmlns:w10="urn:schemas-microsoft-com:office:word" xmlns:w="http://schemas.openxmlformats.org/wordprocessingml/2006/main" xmlns:w14="http://schemas.microsoft.com/office/word/2010/wordml" xmlns:w15="http://schemas.microsoft.com/office/word/2012/wordml" xmlns:w16cei="http://schemas.microsoft.com/office/word/2026/wordml/cei" xmlns:w16cex="http://schemas.microsoft.com/office/word/2018/wordml/cex" xmlns:w16cid="http://schemas.microsoft.com/office/word/2016/wordml/cid" xmlns:w16="http://schemas.microsoft.com/office/word/2018/wordml" xmlns:w16du="http://schemas.microsoft.com/office/word/2023/wordml/word16du" xmlns:w16sdtdh="http://schemas.microsoft.com/office/word/2020/wordml/sdtdatahash" xmlns:w16sdtfl="http://schemas.microsoft.com/office/word/2024/wordml/sdtformatlock" xmlns:w16se="http://schemas.microsoft.com/office/word/2015/wordml/symex" xmlns:wpg="http://schemas.microsoft.com/office/word/2010/wordprocessingGroup" xmlns:wpi="http://schemas.microsoft.com/office/word/2010/wordprocessingInk" xmlns:wne="http://schemas.microsoft.com/office/word/2006/wordml" xmlns:wps="http://schemas.microsoft.com/office/word/2010/wordprocessingShape" mc:Ignorable="w14 w15 w16se w16cid w16 w16cex w16sdtdh w16sdtfl w16du wp14">
+<w:numbering xmlns:wpc="http://schemas.microsoft.com/office/word/2010/wordprocessingCanvas" xmlns:cx="http://schemas.microsoft.com/office/drawing/2014/chartex" xmlns:cx1="http://schemas.microsoft.com/office/drawing/2015/9/8/chartex" xmlns:cx2="http://schemas.microsoft.com/office/drawing/2015/10/21/chartex" xmlns:cx3="http://schemas.microsoft.com/office/drawing/2016/5/9/chartex" xmlns:cx4="http://schemas.microsoft.com/office/drawing/2016/5/10/chartex" xmlns:cx5="http://schemas.microsoft.com/office/drawing/2016/5/11/chartex" xmlns:cx6="http://schemas.microsoft.com/office/drawing/2016/5/12/chartex" xmlns:cx7="http://schemas.microsoft.com/office/drawing/2016/5/13/chartex" xmlns:cx8="http://schemas.microsoft.com/office/drawing/2016/5/14/chartex" xmlns:mc="http://schemas.openxmlformats.org/markup-compatibility/2006" xmlns:aink="http://schemas.microsoft.com/office/drawing/2016/ink" xmlns:am3d="http://schemas.microsoft.com/office/drawing/2017/model3d" xmlns:o="urn:schemas-microsoft-com:office:office" xmlns:oel="http://schemas.microsoft.com/office/2019/extlst" xmlns:r="http://schemas.openxmlformats.org/officeDocument/2006/relationships" xmlns:m="http://schemas.openxmlformats.org/officeDocument/2006/math" xmlns:v="urn:schemas-microsoft-com:vml" xmlns:wp14="http://schemas.microsoft.com/office/word/2010/wordprocessingDrawing" xmlns:wp="http://schemas.openxmlformats.org/drawingml/2006/wordprocessingDrawing" xmlns:w10="urn:schemas-microsoft-com:office:word" xmlns:w="http://schemas.openxmlformats.org/wordprocessingml/2006/main" xmlns:w14="http://schemas.microsoft.com/office/word/2010/wordml" xmlns:w15="http://schemas.microsoft.com/office/word/2012/wordml" xmlns:w16cex="http://schemas.microsoft.com/office/word/2018/wordml/cex" xmlns:w16cid="http://schemas.microsoft.com/office/word/2016/wordml/cid" xmlns:w16="http://schemas.microsoft.com/office/word/2018/wordml" xmlns:w16du="http://schemas.microsoft.com/office/word/2023/wordml/word16du" xmlns:w16sdtdh="http://schemas.microsoft.com/office/word/2020/wordml/sdtdatahash" xmlns:w16sdtfl="http://schemas.microsoft.com/office/word/2024/wordml/sdtformatlock" xmlns:w16se="http://schemas.microsoft.com/office/word/2015/wordml/symex" xmlns:wpg="http://schemas.microsoft.com/office/word/2010/wordprocessingGroup" xmlns:wpi="http://schemas.microsoft.com/office/word/2010/wordprocessingInk" xmlns:wne="http://schemas.microsoft.com/office/word/2006/wordml" xmlns:wps="http://schemas.microsoft.com/office/word/2010/wordprocessingShape" mc:Ignorable="w14 w15 w16se w16cid w16 w16cex w16sdtdh w16sdtfl w16du wp14">
   <w:abstractNum w:abstractNumId="0" w15:restartNumberingAfterBreak="0">
     <w:nsid w:val="1C3E36F7"/>
     <w:multiLevelType w:val="hybridMultilevel"/>
@@ -3074,13 +3717,13 @@
       <w:lang w:val="es-ES_tradnl" w:eastAsia="es-ES"/>
     </w:rPr>
   </w:style>
-  <w:style w:type="character" w:default="1" w:styleId="Fuentedeprrafopredeter">
+  <w:style w:type="character" w:default="1" w:styleId="DefaultParagraphFont">
     <w:name w:val="Default Paragraph Font"/>
     <w:uiPriority w:val="1"/>
     <w:semiHidden/>
     <w:unhideWhenUsed/>
   </w:style>
-  <w:style w:type="table" w:default="1" w:styleId="Tablanormal">
+  <w:style w:type="table" w:default="1" w:styleId="TableNormal">
     <w:name w:val="Normal Table"/>
     <w:uiPriority w:val="99"/>
     <w:semiHidden/>
@@ -3095,16 +3738,16 @@
       </w:tblCellMar>
     </w:tblPr>
   </w:style>
-  <w:style w:type="numbering" w:default="1" w:styleId="Sinlista">
+  <w:style w:type="numbering" w:default="1" w:styleId="NoList">
     <w:name w:val="No List"/>
     <w:uiPriority w:val="99"/>
     <w:semiHidden/>
     <w:unhideWhenUsed/>
   </w:style>
-  <w:style w:type="paragraph" w:styleId="Encabezado">
+  <w:style w:type="paragraph" w:styleId="Header">
     <w:name w:val="header"/>
     <w:basedOn w:val="Normal"/>
-    <w:link w:val="EncabezadoCar"/>
+    <w:link w:val="HeaderChar"/>
     <w:uiPriority w:val="99"/>
     <w:unhideWhenUsed/>
     <w:rsid w:val="00B83309"/>
@@ -3115,9 +3758,9 @@
       </w:tabs>
     </w:pPr>
   </w:style>
-  <w:style w:type="character" w:customStyle="1" w:styleId="EncabezadoCar">
-    <w:name w:val="Encabezado Car"/>
-    <w:link w:val="Encabezado"/>
+  <w:style w:type="character" w:customStyle="1" w:styleId="HeaderChar">
+    <w:name w:val="Header Char"/>
+    <w:link w:val="Header"/>
     <w:uiPriority w:val="99"/>
     <w:rsid w:val="00B83309"/>
     <w:rPr>
@@ -3126,10 +3769,10 @@
       <w:lang w:val="es-ES_tradnl" w:eastAsia="es-ES"/>
     </w:rPr>
   </w:style>
-  <w:style w:type="paragraph" w:styleId="Piedepgina">
+  <w:style w:type="paragraph" w:styleId="Footer">
     <w:name w:val="footer"/>
     <w:basedOn w:val="Normal"/>
-    <w:link w:val="PiedepginaCar"/>
+    <w:link w:val="FooterChar"/>
     <w:uiPriority w:val="99"/>
     <w:unhideWhenUsed/>
     <w:rsid w:val="00B83309"/>
@@ -3140,9 +3783,9 @@
       </w:tabs>
     </w:pPr>
   </w:style>
-  <w:style w:type="character" w:customStyle="1" w:styleId="PiedepginaCar">
-    <w:name w:val="Pie de página Car"/>
-    <w:link w:val="Piedepgina"/>
+  <w:style w:type="character" w:customStyle="1" w:styleId="FooterChar">
+    <w:name w:val="Footer Char"/>
+    <w:link w:val="Footer"/>
     <w:uiPriority w:val="99"/>
     <w:rsid w:val="00B83309"/>
     <w:rPr>
@@ -3151,10 +3794,10 @@
       <w:lang w:val="es-ES_tradnl" w:eastAsia="es-ES"/>
     </w:rPr>
   </w:style>
-  <w:style w:type="paragraph" w:styleId="Textodeglobo">
+  <w:style w:type="paragraph" w:styleId="BalloonText">
     <w:name w:val="Balloon Text"/>
     <w:basedOn w:val="Normal"/>
-    <w:link w:val="TextodegloboCar"/>
+    <w:link w:val="BalloonTextChar"/>
     <w:uiPriority w:val="99"/>
     <w:semiHidden/>
     <w:unhideWhenUsed/>
@@ -3165,9 +3808,9 @@
       <w:szCs w:val="16"/>
     </w:rPr>
   </w:style>
-  <w:style w:type="character" w:customStyle="1" w:styleId="TextodegloboCar">
-    <w:name w:val="Texto de globo Car"/>
-    <w:link w:val="Textodeglobo"/>
+  <w:style w:type="character" w:customStyle="1" w:styleId="BalloonTextChar">
+    <w:name w:val="Balloon Text Char"/>
+    <w:link w:val="BalloonText"/>
     <w:uiPriority w:val="99"/>
     <w:semiHidden/>
     <w:rsid w:val="00B83309"/>
@@ -3178,7 +3821,7 @@
       <w:lang w:val="es-ES_tradnl" w:eastAsia="es-ES"/>
     </w:rPr>
   </w:style>
-  <w:style w:type="character" w:styleId="Hipervnculo">
+  <w:style w:type="character" w:styleId="Hyperlink">
     <w:name w:val="Hyperlink"/>
     <w:uiPriority w:val="99"/>
     <w:unhideWhenUsed/>
@@ -3188,9 +3831,9 @@
       <w:u w:val="single"/>
     </w:rPr>
   </w:style>
-  <w:style w:type="table" w:styleId="Tablaconcuadrcula">
+  <w:style w:type="table" w:styleId="TableGrid">
     <w:name w:val="Table Grid"/>
-    <w:basedOn w:val="Tablanormal"/>
+    <w:basedOn w:val="TableNormal"/>
     <w:uiPriority w:val="59"/>
     <w:rsid w:val="00B83309"/>
     <w:tblPr>
@@ -3204,9 +3847,9 @@
       </w:tblBorders>
     </w:tblPr>
   </w:style>
-  <w:style w:type="table" w:styleId="Sombreadoclaro-nfasis4">
+  <w:style w:type="table" w:styleId="LightShading-Accent4">
     <w:name w:val="Light Shading Accent 4"/>
-    <w:basedOn w:val="Tablanormal"/>
+    <w:basedOn w:val="TableNormal"/>
     <w:uiPriority w:val="65"/>
     <w:rsid w:val="00470037"/>
     <w:rPr>
@@ -3297,9 +3940,9 @@
       </w:tcPr>
     </w:tblStylePr>
   </w:style>
-  <w:style w:type="table" w:styleId="Listaclara-nfasis1">
+  <w:style w:type="table" w:styleId="LightList-Accent1">
     <w:name w:val="Light List Accent 1"/>
-    <w:basedOn w:val="Tablanormal"/>
+    <w:basedOn w:val="TableNormal"/>
     <w:uiPriority w:val="66"/>
     <w:rsid w:val="00470037"/>
     <w:tblPr>
@@ -3379,9 +4022,9 @@
       </w:tcPr>
     </w:tblStylePr>
   </w:style>
-  <w:style w:type="table" w:styleId="Cuadrculaclara-nfasis1">
+  <w:style w:type="table" w:styleId="LightGrid-Accent1">
     <w:name w:val="Light Grid Accent 1"/>
-    <w:basedOn w:val="Tablanormal"/>
+    <w:basedOn w:val="TableNormal"/>
     <w:uiPriority w:val="67"/>
     <w:rsid w:val="00470037"/>
     <w:tblPr>
@@ -3499,9 +4142,9 @@
       </w:tcPr>
     </w:tblStylePr>
   </w:style>
-  <w:style w:type="table" w:styleId="Cuadrculamedia3-nfasis1">
+  <w:style w:type="table" w:styleId="MediumGrid3-Accent1">
     <w:name w:val="Medium Grid 3 Accent 1"/>
-    <w:basedOn w:val="Tablanormal"/>
+    <w:basedOn w:val="TableNormal"/>
     <w:uiPriority w:val="64"/>
     <w:rsid w:val="00263835"/>
     <w:tblPr>
@@ -3646,7 +4289,7 @@
   </w:style>
   <w:style w:type="table" w:customStyle="1" w:styleId="Tablanormal11">
     <w:name w:val="Tabla normal 11"/>
-    <w:basedOn w:val="Tablanormal"/>
+    <w:basedOn w:val="TableNormal"/>
     <w:uiPriority w:val="41"/>
     <w:rsid w:val="00CC4BD7"/>
     <w:rPr>
@@ -3710,7 +4353,7 @@
       </w:tcPr>
     </w:tblStylePr>
   </w:style>
-  <w:style w:type="paragraph" w:styleId="Prrafodelista">
+  <w:style w:type="paragraph" w:styleId="ListParagraph">
     <w:name w:val="List Paragraph"/>
     <w:basedOn w:val="Normal"/>
     <w:uiPriority w:val="72"/>

--- a/templates/positivo_cnv_loh.docx
+++ b/templates/positivo_cnv_loh.docx
@@ -2288,7 +2288,7 @@
     </w:p>
     <w:p>
       <w:pPr>
-        <w:spacing w:before="240" w:after="120"/>
+        <w:spacing w:before="0" w:after="0"/>
         <w:jc w:val="both"/>
         <w:rPr>
           <w:b/>
